--- a/frontend/templates/Revision-Unit-7-Group-216-ZipGrade.docx
+++ b/frontend/templates/Revision-Unit-7-Group-216-ZipGrade.docx
@@ -13,31 +13,11 @@
     <w:p>
       <w:r>
         <w:t>Group 216 · Test Version A</w:t>
-        <w:br/>
-        <w:t>Name: __________________________________     Date: __________________</w:t>
       </w:r>
     </w:p>
     <w:p>
       <w:r>
-        <w:t>For questions 1–20, choose ONE best answer and shade A, B, C, D or E on the separate ZipGrade answer sheet. Do not write MCQ answers on this question paper. Check the question numbers carefully. Fill in your name and group (Period). Select Version A if using that field. Write the essay on the lined pages.</w:t>
-      </w:r>
-    </w:p>
-    <w:p>
-      <w:pPr>
-        <w:pStyle w:val="Heading2"/>
-      </w:pPr>
-      <w:r>
-        <w:t>Optional research participation</w:t>
-      </w:r>
-    </w:p>
-    <w:p>
-      <w:r>
-        <w:t>This test is also part of a vocabulary-learning study. With your agreement, your answers, scores and essay may be analysed for research. Your name is retained for teacher assessment; research reporting should not identify you. Participation is voluntary and declining has no effect on your grade. You may ask your teacher to withdraw your research data before anonymisation. No electronic response times are collected in this paper version.</w:t>
-      </w:r>
-    </w:p>
-    <w:p>
-      <w:r>
-        <w:t>Choose one: ☐ I agree to participate.  ☐ I will take the test without participating in the research.</w:t>
+        <w:t>For questions 1–20, choose ONE best answer and shade A, B, C, D or E on the separate ZipGrade answer sheet. Do not write MCQ answers on this question paper. Check the question numbers carefully. Fill in your name and group (Period). Select Version A if using that field. Write the essay on the separate double-sided essay sheet. Record your research participation choice on that sheet.</w:t>
       </w:r>
     </w:p>
     <w:p>
@@ -989,291 +969,7 @@
     </w:p>
     <w:p>
       <w:r>
-        <w:t>Write your answer below and on the next page. Word count: __________</w:t>
-      </w:r>
-    </w:p>
-    <w:p>
-      <w:r>
-        <w:t>________________________________________________________________________</w:t>
-      </w:r>
-    </w:p>
-    <w:p>
-      <w:r>
-        <w:t>________________________________________________________________________</w:t>
-      </w:r>
-    </w:p>
-    <w:p>
-      <w:r>
-        <w:t>________________________________________________________________________</w:t>
-      </w:r>
-    </w:p>
-    <w:p>
-      <w:r>
-        <w:t>________________________________________________________________________</w:t>
-      </w:r>
-    </w:p>
-    <w:p>
-      <w:r>
-        <w:t>________________________________________________________________________</w:t>
-      </w:r>
-    </w:p>
-    <w:p>
-      <w:r>
-        <w:t>________________________________________________________________________</w:t>
-      </w:r>
-    </w:p>
-    <w:p>
-      <w:r>
-        <w:t>________________________________________________________________________</w:t>
-      </w:r>
-    </w:p>
-    <w:p>
-      <w:r>
-        <w:t>________________________________________________________________________</w:t>
-      </w:r>
-    </w:p>
-    <w:p>
-      <w:r>
-        <w:t>________________________________________________________________________</w:t>
-      </w:r>
-    </w:p>
-    <w:p>
-      <w:r>
-        <w:t>________________________________________________________________________</w:t>
-      </w:r>
-    </w:p>
-    <w:p>
-      <w:r>
-        <w:br w:type="page"/>
-      </w:r>
-    </w:p>
-    <w:p>
-      <w:pPr>
-        <w:pStyle w:val="Heading1"/>
-      </w:pPr>
-      <w:r>
-        <w:t>Essay · continued</w:t>
-      </w:r>
-    </w:p>
-    <w:p>
-      <w:r>
-        <w:t>Group 216    Name: ______________________________________________</w:t>
-      </w:r>
-    </w:p>
-    <w:p>
-      <w:pPr>
-        <w:spacing w:after="80"/>
-      </w:pPr>
-      <w:r>
-        <w:t>________________________________________________________________________</w:t>
-      </w:r>
-    </w:p>
-    <w:p>
-      <w:pPr>
-        <w:spacing w:after="80"/>
-      </w:pPr>
-      <w:r>
-        <w:t>________________________________________________________________________</w:t>
-      </w:r>
-    </w:p>
-    <w:p>
-      <w:pPr>
-        <w:spacing w:after="80"/>
-      </w:pPr>
-      <w:r>
-        <w:t>________________________________________________________________________</w:t>
-      </w:r>
-    </w:p>
-    <w:p>
-      <w:pPr>
-        <w:spacing w:after="80"/>
-      </w:pPr>
-      <w:r>
-        <w:t>________________________________________________________________________</w:t>
-      </w:r>
-    </w:p>
-    <w:p>
-      <w:pPr>
-        <w:spacing w:after="80"/>
-      </w:pPr>
-      <w:r>
-        <w:t>________________________________________________________________________</w:t>
-      </w:r>
-    </w:p>
-    <w:p>
-      <w:pPr>
-        <w:spacing w:after="80"/>
-      </w:pPr>
-      <w:r>
-        <w:t>________________________________________________________________________</w:t>
-      </w:r>
-    </w:p>
-    <w:p>
-      <w:pPr>
-        <w:spacing w:after="80"/>
-      </w:pPr>
-      <w:r>
-        <w:t>________________________________________________________________________</w:t>
-      </w:r>
-    </w:p>
-    <w:p>
-      <w:pPr>
-        <w:spacing w:after="80"/>
-      </w:pPr>
-      <w:r>
-        <w:t>________________________________________________________________________</w:t>
-      </w:r>
-    </w:p>
-    <w:p>
-      <w:pPr>
-        <w:spacing w:after="80"/>
-      </w:pPr>
-      <w:r>
-        <w:t>________________________________________________________________________</w:t>
-      </w:r>
-    </w:p>
-    <w:p>
-      <w:pPr>
-        <w:spacing w:after="80"/>
-      </w:pPr>
-      <w:r>
-        <w:t>________________________________________________________________________</w:t>
-      </w:r>
-    </w:p>
-    <w:p>
-      <w:pPr>
-        <w:spacing w:after="80"/>
-      </w:pPr>
-      <w:r>
-        <w:t>________________________________________________________________________</w:t>
-      </w:r>
-    </w:p>
-    <w:p>
-      <w:pPr>
-        <w:spacing w:after="80"/>
-      </w:pPr>
-      <w:r>
-        <w:t>________________________________________________________________________</w:t>
-      </w:r>
-    </w:p>
-    <w:p>
-      <w:pPr>
-        <w:spacing w:after="80"/>
-      </w:pPr>
-      <w:r>
-        <w:t>________________________________________________________________________</w:t>
-      </w:r>
-    </w:p>
-    <w:p>
-      <w:pPr>
-        <w:spacing w:after="80"/>
-      </w:pPr>
-      <w:r>
-        <w:t>________________________________________________________________________</w:t>
-      </w:r>
-    </w:p>
-    <w:p>
-      <w:pPr>
-        <w:spacing w:after="80"/>
-      </w:pPr>
-      <w:r>
-        <w:t>________________________________________________________________________</w:t>
-      </w:r>
-    </w:p>
-    <w:p>
-      <w:pPr>
-        <w:spacing w:after="80"/>
-      </w:pPr>
-      <w:r>
-        <w:t>________________________________________________________________________</w:t>
-      </w:r>
-    </w:p>
-    <w:p>
-      <w:pPr>
-        <w:spacing w:after="80"/>
-      </w:pPr>
-      <w:r>
-        <w:t>________________________________________________________________________</w:t>
-      </w:r>
-    </w:p>
-    <w:p>
-      <w:pPr>
-        <w:spacing w:after="80"/>
-      </w:pPr>
-      <w:r>
-        <w:t>________________________________________________________________________</w:t>
-      </w:r>
-    </w:p>
-    <w:p>
-      <w:pPr>
-        <w:spacing w:after="80"/>
-      </w:pPr>
-      <w:r>
-        <w:t>________________________________________________________________________</w:t>
-      </w:r>
-    </w:p>
-    <w:p>
-      <w:pPr>
-        <w:spacing w:after="80"/>
-      </w:pPr>
-      <w:r>
-        <w:t>________________________________________________________________________</w:t>
-      </w:r>
-    </w:p>
-    <w:p>
-      <w:pPr>
-        <w:spacing w:after="80"/>
-      </w:pPr>
-      <w:r>
-        <w:t>________________________________________________________________________</w:t>
-      </w:r>
-    </w:p>
-    <w:p>
-      <w:pPr>
-        <w:spacing w:after="80"/>
-      </w:pPr>
-      <w:r>
-        <w:t>________________________________________________________________________</w:t>
-      </w:r>
-    </w:p>
-    <w:p>
-      <w:pPr>
-        <w:spacing w:after="80"/>
-      </w:pPr>
-      <w:r>
-        <w:t>________________________________________________________________________</w:t>
-      </w:r>
-    </w:p>
-    <w:p>
-      <w:pPr>
-        <w:spacing w:after="80"/>
-      </w:pPr>
-      <w:r>
-        <w:t>________________________________________________________________________</w:t>
-      </w:r>
-    </w:p>
-    <w:p>
-      <w:pPr>
-        <w:spacing w:after="80"/>
-      </w:pPr>
-      <w:r>
-        <w:t>________________________________________________________________________</w:t>
-      </w:r>
-    </w:p>
-    <w:p>
-      <w:pPr>
-        <w:spacing w:after="80"/>
-      </w:pPr>
-      <w:r>
-        <w:t>________________________________________________________________________</w:t>
-      </w:r>
-    </w:p>
-    <w:p>
-      <w:pPr>
-        <w:spacing w:after="80"/>
-      </w:pPr>
-      <w:r>
-        <w:t>________________________________________________________________________</w:t>
+        <w:t>Write your essay on the separate essay sheet. Do not write on this question paper.</w:t>
       </w:r>
     </w:p>
     <w:sectPr>

--- a/frontend/templates/Revision-Unit-7-Group-216-ZipGrade.docx
+++ b/frontend/templates/Revision-Unit-7-Group-216-ZipGrade.docx
@@ -7,7 +7,7 @@
         <w:pStyle w:val="Title"/>
       </w:pPr>
       <w:r>
-        <w:t>Revision Test · Evolve 5 · Unit 7</w:t>
+        <w:t>RT1 · Evolve 5 · Unit 7</w:t>
       </w:r>
     </w:p>
     <w:p>
@@ -30,7 +30,9 @@
     </w:p>
     <w:p>
       <w:r>
-        <w:t>1. The job offers excellent pay, but Lina feels no sense of purpose. What she is looking for is greater ___.</w:t>
+        <w:t>1. Choose the expression that best fits the meaning and usage in this context.</w:t>
+        <w:br/>
+        <w:t>A promotion doubled Nina’s salary, but she still felt that her work achieved nothing useful. Volunteering at a literacy centre finally gave her a sense of ___.</w:t>
       </w:r>
     </w:p>
     <w:p>
@@ -38,7 +40,7 @@
         <w:spacing w:after="20"/>
       </w:pPr>
       <w:r>
-        <w:t>A. aspiration</w:t>
+        <w:t>A. prosperity</w:t>
       </w:r>
     </w:p>
     <w:p>
@@ -46,7 +48,7 @@
         <w:spacing w:after="20"/>
       </w:pPr>
       <w:r>
-        <w:t>B. friction</w:t>
+        <w:t>B. recognition</w:t>
       </w:r>
     </w:p>
     <w:p>
@@ -54,7 +56,7 @@
         <w:spacing w:after="20"/>
       </w:pPr>
       <w:r>
-        <w:t>C. inclination</w:t>
+        <w:t>C. security</w:t>
       </w:r>
     </w:p>
     <w:p>
@@ -62,7 +64,7 @@
         <w:spacing w:after="20"/>
       </w:pPr>
       <w:r>
-        <w:t>D. scarcity</w:t>
+        <w:t>D. ambition</w:t>
       </w:r>
     </w:p>
     <w:p>
@@ -75,7 +77,9 @@
     </w:p>
     <w:p>
       <w:r>
-        <w:t>2. The website displays hundreds of almost identical products. Rather than helping, the huge selection leaves buyers unable to decide. This illustrates the ___.</w:t>
+        <w:t>2. Choose the expression that best fits the meaning and usage in this context.</w:t>
+        <w:br/>
+        <w:t>Most people find emergency medicine exhausting, but Sam cannot imagine doing anything else. He sees it as his ___, rather than just a way to earn money.</w:t>
       </w:r>
     </w:p>
     <w:p>
@@ -83,7 +87,7 @@
         <w:spacing w:after="20"/>
       </w:pPr>
       <w:r>
-        <w:t>A. ripple effect</w:t>
+        <w:t>A. qualification</w:t>
       </w:r>
     </w:p>
     <w:p>
@@ -91,7 +95,7 @@
         <w:spacing w:after="20"/>
       </w:pPr>
       <w:r>
-        <w:t>B. career crisis</w:t>
+        <w:t>B. achievement</w:t>
       </w:r>
     </w:p>
     <w:p>
@@ -99,7 +103,7 @@
         <w:spacing w:after="20"/>
       </w:pPr>
       <w:r>
-        <w:t>C. power move</w:t>
+        <w:t>C. reputation</w:t>
       </w:r>
     </w:p>
     <w:p>
@@ -107,7 +111,7 @@
         <w:spacing w:after="20"/>
       </w:pPr>
       <w:r>
-        <w:t>D. paradox of choice</w:t>
+        <w:t>D. calling</w:t>
       </w:r>
     </w:p>
     <w:p>
@@ -115,12 +119,14 @@
         <w:spacing w:after="20"/>
       </w:pPr>
       <w:r>
-        <w:t>E. solid rationale</w:t>
+        <w:t>E. promotion</w:t>
       </w:r>
     </w:p>
     <w:p>
       <w:r>
-        <w:t>3. Before applying for the role, he spent a week observing an experienced employee at work. He was ___.</w:t>
+        <w:t>3. Choose the expression that best fits the meaning and usage in this context.</w:t>
+        <w:br/>
+        <w:t>Alex enjoys his colleagues’ company, but his natural ___ is to work independently. He usually chooses tasks he can complete alone.</w:t>
       </w:r>
     </w:p>
     <w:p>
@@ -128,7 +134,7 @@
         <w:spacing w:after="20"/>
       </w:pPr>
       <w:r>
-        <w:t>A. exploiting</w:t>
+        <w:t>A. ability</w:t>
       </w:r>
     </w:p>
     <w:p>
@@ -136,7 +142,7 @@
         <w:spacing w:after="20"/>
       </w:pPr>
       <w:r>
-        <w:t>B. shadowing</w:t>
+        <w:t>B. inclination</w:t>
       </w:r>
     </w:p>
     <w:p>
@@ -144,7 +150,7 @@
         <w:spacing w:after="20"/>
       </w:pPr>
       <w:r>
-        <w:t>C. brandishing</w:t>
+        <w:t>C. qualification</w:t>
       </w:r>
     </w:p>
     <w:p>
@@ -152,7 +158,7 @@
         <w:spacing w:after="20"/>
       </w:pPr>
       <w:r>
-        <w:t>D. reassuring</w:t>
+        <w:t>D. opportunity</w:t>
       </w:r>
     </w:p>
     <w:p>
@@ -160,12 +166,12 @@
         <w:spacing w:after="20"/>
       </w:pPr>
       <w:r>
-        <w:t>E. attaining</w:t>
+        <w:t>E. obligation</w:t>
       </w:r>
     </w:p>
     <w:p>
       <w:r>
-        <w:t>4. The warning “Only two left!” pressures customers to buy before they have compared alternatives. The seller is exploiting a sense of ___.</w:t>
+        <w:t>4. Which sentence uses conundrum accurately?</w:t>
       </w:r>
     </w:p>
     <w:p>
@@ -173,7 +179,7 @@
         <w:spacing w:after="20"/>
       </w:pPr>
       <w:r>
-        <w:t>A. inclination</w:t>
+        <w:t>A. The team hired a conundrum to supervise the delivery.</w:t>
       </w:r>
     </w:p>
     <w:p>
@@ -181,7 +187,7 @@
         <w:spacing w:after="20"/>
       </w:pPr>
       <w:r>
-        <w:t>B. satisfaction</w:t>
+        <w:t>B. The cheaper supplier offered a conundrum on the price.</w:t>
       </w:r>
     </w:p>
     <w:p>
@@ -189,7 +195,7 @@
         <w:spacing w:after="20"/>
       </w:pPr>
       <w:r>
-        <w:t>C. fulfilment</w:t>
+        <w:t>C. The manager congratulated the team with a conundrum.</w:t>
       </w:r>
     </w:p>
     <w:p>
@@ -197,7 +203,7 @@
         <w:spacing w:after="20"/>
       </w:pPr>
       <w:r>
-        <w:t>D. aspiration</w:t>
+        <w:t>D. The supplier delivered early, so the team received a conundrum.</w:t>
       </w:r>
     </w:p>
     <w:p>
@@ -205,12 +211,14 @@
         <w:spacing w:after="20"/>
       </w:pPr>
       <w:r>
-        <w:t>E. scarcity</w:t>
+        <w:t>E. Both suppliers have serious drawbacks, and the team faces a conundrum.</w:t>
       </w:r>
     </w:p>
     <w:p>
       <w:r>
-        <w:t>5. The campaign is successful if it improves access to education, not merely if it attracts attention. It must make a ___, rather than just make an impression.</w:t>
+        <w:t>5. Choose the expression that best fits the meaning and usage in this context.</w:t>
+        <w:br/>
+        <w:t>Before accepting the role, I spent two days ___ an experienced colleague: I followed her through meetings and watched how she dealt with customers.</w:t>
       </w:r>
     </w:p>
     <w:p>
@@ -218,7 +226,7 @@
         <w:spacing w:after="20"/>
       </w:pPr>
       <w:r>
-        <w:t>A. difference</w:t>
+        <w:t>A. shadowing</w:t>
       </w:r>
     </w:p>
     <w:p>
@@ -226,7 +234,7 @@
         <w:spacing w:after="20"/>
       </w:pPr>
       <w:r>
-        <w:t>B. rationale</w:t>
+        <w:t>B. recruiting</w:t>
       </w:r>
     </w:p>
     <w:p>
@@ -234,7 +242,7 @@
         <w:spacing w:after="20"/>
       </w:pPr>
       <w:r>
-        <w:t>C. norm</w:t>
+        <w:t>C. mentoring</w:t>
       </w:r>
     </w:p>
     <w:p>
@@ -242,7 +250,7 @@
         <w:spacing w:after="20"/>
       </w:pPr>
       <w:r>
-        <w:t>D. choice</w:t>
+        <w:t>D. supervising</w:t>
       </w:r>
     </w:p>
     <w:p>
@@ -250,12 +258,14 @@
         <w:spacing w:after="20"/>
       </w:pPr>
       <w:r>
-        <w:t>E. yardstick</w:t>
+        <w:t>E. replacing</w:t>
       </w:r>
     </w:p>
     <w:p>
       <w:r>
-        <w:t>6. The seller will not reduce the price, but offers free delivery to ___ the deal.</w:t>
+        <w:t>6. Choose the expression that best fits the meaning and usage in this context.</w:t>
+        <w:br/>
+        <w:t>When the café lost its main supplier, its owner quickly found a new one and turned the crisis into a business opportunity. That showed her ___ skills.</w:t>
       </w:r>
     </w:p>
     <w:p>
@@ -263,7 +273,7 @@
         <w:spacing w:after="20"/>
       </w:pPr>
       <w:r>
-        <w:t>A. devote</w:t>
+        <w:t>A. analytical</w:t>
       </w:r>
     </w:p>
     <w:p>
@@ -271,7 +281,7 @@
         <w:spacing w:after="20"/>
       </w:pPr>
       <w:r>
-        <w:t>B. reassure</w:t>
+        <w:t>B. technical</w:t>
       </w:r>
     </w:p>
     <w:p>
@@ -279,7 +289,7 @@
         <w:spacing w:after="20"/>
       </w:pPr>
       <w:r>
-        <w:t>C. attain</w:t>
+        <w:t>C. interpersonal</w:t>
       </w:r>
     </w:p>
     <w:p>
@@ -287,7 +297,7 @@
         <w:spacing w:after="20"/>
       </w:pPr>
       <w:r>
-        <w:t>D. craft</w:t>
+        <w:t>D. administrative</w:t>
       </w:r>
     </w:p>
     <w:p>
@@ -295,12 +305,14 @@
         <w:spacing w:after="20"/>
       </w:pPr>
       <w:r>
-        <w:t>E. sweeten</w:t>
+        <w:t>E. entrepreneurial</w:t>
       </w:r>
     </w:p>
     <w:p>
       <w:r>
-        <w:t>7. The new rule affects more than one shop: suppliers and local employers are also changing their plans. These wider consequences are its ___ effects.</w:t>
+        <w:t>7. Choose the expression that best fits the meaning and usage in this context.</w:t>
+        <w:br/>
+        <w:t>Since joining the mentoring scheme, Dan has started taking his studies seriously. His mentor has clearly been a good ___ on him.</w:t>
       </w:r>
     </w:p>
     <w:p>
@@ -308,7 +320,7 @@
         <w:spacing w:after="20"/>
       </w:pPr>
       <w:r>
-        <w:t>A. impulsive</w:t>
+        <w:t>A. incentive</w:t>
       </w:r>
     </w:p>
     <w:p>
@@ -316,7 +328,7 @@
         <w:spacing w:after="20"/>
       </w:pPr>
       <w:r>
-        <w:t>B. unobtrusive</w:t>
+        <w:t>B. impression</w:t>
       </w:r>
     </w:p>
     <w:p>
@@ -324,7 +336,7 @@
         <w:spacing w:after="20"/>
       </w:pPr>
       <w:r>
-        <w:t>C. frictionless</w:t>
+        <w:t>C. example</w:t>
       </w:r>
     </w:p>
     <w:p>
@@ -332,7 +344,7 @@
         <w:spacing w:after="20"/>
       </w:pPr>
       <w:r>
-        <w:t>D. entrepreneurial</w:t>
+        <w:t>D. motivation</w:t>
       </w:r>
     </w:p>
     <w:p>
@@ -340,12 +352,14 @@
         <w:spacing w:after="20"/>
       </w:pPr>
       <w:r>
-        <w:t>E. ripple</w:t>
+        <w:t>E. influence</w:t>
       </w:r>
     </w:p>
     <w:p>
       <w:r>
-        <w:t>8. The two parties adjust their demands so that both gain something important. They have reached a ___ solution.</w:t>
+        <w:t>8. Choose the expression that best fits the meaning and usage in this context.</w:t>
+        <w:br/>
+        <w:t>The new ramp is inexpensive, but it allows wheelchair users to enter independently. Even a small change can make a real ___.</w:t>
       </w:r>
     </w:p>
     <w:p>
@@ -353,7 +367,7 @@
         <w:spacing w:after="20"/>
       </w:pPr>
       <w:r>
-        <w:t>A. impulsive</w:t>
+        <w:t>A. distinction</w:t>
       </w:r>
     </w:p>
     <w:p>
@@ -361,7 +375,7 @@
         <w:spacing w:after="20"/>
       </w:pPr>
       <w:r>
-        <w:t>B. win-win</w:t>
+        <w:t>B. difference</w:t>
       </w:r>
     </w:p>
     <w:p>
@@ -369,7 +383,7 @@
         <w:spacing w:after="20"/>
       </w:pPr>
       <w:r>
-        <w:t>C. self-sufficient</w:t>
+        <w:t>C. impression</w:t>
       </w:r>
     </w:p>
     <w:p>
@@ -377,7 +391,7 @@
         <w:spacing w:after="20"/>
       </w:pPr>
       <w:r>
-        <w:t>D. defensive</w:t>
+        <w:t>D. exception</w:t>
       </w:r>
     </w:p>
     <w:p>
@@ -385,7 +399,7 @@
         <w:spacing w:after="20"/>
       </w:pPr>
       <w:r>
-        <w:t>E. scarce</w:t>
+        <w:t>E. contrast</w:t>
       </w:r>
     </w:p>
     <w:p>
@@ -776,7 +790,9 @@
     </w:p>
     <w:p>
       <w:r>
-        <w:t>17. The argument is logically organised and its ideas form a consistent whole. This is primarily a matter of ___.</w:t>
+        <w:t>17. Choose the expression that best fits the meaning and usage in this context.</w:t>
+        <w:br/>
+        <w:t>The café’s ___ adjusted the grinder and steamed the milk again when a customer said the coffee tasted burnt.</w:t>
       </w:r>
     </w:p>
     <w:p>
@@ -784,7 +800,7 @@
         <w:spacing w:after="20"/>
       </w:pPr>
       <w:r>
-        <w:t>A. defamation</w:t>
+        <w:t>A. bartender</w:t>
       </w:r>
     </w:p>
     <w:p>
@@ -792,7 +808,7 @@
         <w:spacing w:after="20"/>
       </w:pPr>
       <w:r>
-        <w:t>B. coherence</w:t>
+        <w:t>B. barista</w:t>
       </w:r>
     </w:p>
     <w:p>
@@ -800,7 +816,148 @@
         <w:spacing w:after="20"/>
       </w:pPr>
       <w:r>
-        <w:t>C. scarcity</w:t>
+        <w:t>C. cashier</w:t>
+      </w:r>
+    </w:p>
+    <w:p>
+      <w:pPr>
+        <w:spacing w:after="20"/>
+      </w:pPr>
+      <w:r>
+        <w:t>D. waiter</w:t>
+      </w:r>
+    </w:p>
+    <w:p>
+      <w:pPr>
+        <w:spacing w:after="20"/>
+      </w:pPr>
+      <w:r>
+        <w:t>E. caterer</w:t>
+      </w:r>
+    </w:p>
+    <w:p>
+      <w:r>
+        <w:t>18. Choose the expression that best fits the meaning and usage in this context.</w:t>
+        <w:br/>
+        <w:t>The headphones stopped working after one day. I returned them to the shop and asked for a ___ rather than a replacement.</w:t>
+      </w:r>
+    </w:p>
+    <w:p>
+      <w:pPr>
+        <w:spacing w:after="20"/>
+      </w:pPr>
+      <w:r>
+        <w:t>A. refund</w:t>
+      </w:r>
+    </w:p>
+    <w:p>
+      <w:pPr>
+        <w:spacing w:after="20"/>
+      </w:pPr>
+      <w:r>
+        <w:t>B. fine</w:t>
+      </w:r>
+    </w:p>
+    <w:p>
+      <w:pPr>
+        <w:spacing w:after="20"/>
+      </w:pPr>
+      <w:r>
+        <w:t>C. discount</w:t>
+      </w:r>
+    </w:p>
+    <w:p>
+      <w:pPr>
+        <w:spacing w:after="20"/>
+      </w:pPr>
+      <w:r>
+        <w:t>D. deposit</w:t>
+      </w:r>
+    </w:p>
+    <w:p>
+      <w:pPr>
+        <w:spacing w:after="20"/>
+      </w:pPr>
+      <w:r>
+        <w:t>E. instalment</w:t>
+      </w:r>
+    </w:p>
+    <w:p>
+      <w:r>
+        <w:t>19. Choose the expression that best fits the meaning and usage in this context.</w:t>
+        <w:br/>
+        <w:t>The argument is logical, but the sentences feel disconnected. Adding suitable pronouns and linking expressions would improve the text’s ___.</w:t>
+      </w:r>
+    </w:p>
+    <w:p>
+      <w:pPr>
+        <w:spacing w:after="20"/>
+      </w:pPr>
+      <w:r>
+        <w:t>A. fluency</w:t>
+      </w:r>
+    </w:p>
+    <w:p>
+      <w:pPr>
+        <w:spacing w:after="20"/>
+      </w:pPr>
+      <w:r>
+        <w:t>B. relevance</w:t>
+      </w:r>
+    </w:p>
+    <w:p>
+      <w:pPr>
+        <w:spacing w:after="20"/>
+      </w:pPr>
+      <w:r>
+        <w:t>C. cohesion</w:t>
+      </w:r>
+    </w:p>
+    <w:p>
+      <w:pPr>
+        <w:spacing w:after="20"/>
+      </w:pPr>
+      <w:r>
+        <w:t>D. precision</w:t>
+      </w:r>
+    </w:p>
+    <w:p>
+      <w:pPr>
+        <w:spacing w:after="20"/>
+      </w:pPr>
+      <w:r>
+        <w:t>E. coherence</w:t>
+      </w:r>
+    </w:p>
+    <w:p>
+      <w:r>
+        <w:t>20. Choose the expression that best fits the meaning and usage in this context.</w:t>
+        <w:br/>
+        <w:t>The essay uses plenty of linking words, but its conclusion contradicts its main argument. It needs better ___, not simply more connectors.</w:t>
+      </w:r>
+    </w:p>
+    <w:p>
+      <w:pPr>
+        <w:spacing w:after="20"/>
+      </w:pPr>
+      <w:r>
+        <w:t>A. coherence</w:t>
+      </w:r>
+    </w:p>
+    <w:p>
+      <w:pPr>
+        <w:spacing w:after="20"/>
+      </w:pPr>
+      <w:r>
+        <w:t>B. variety</w:t>
+      </w:r>
+    </w:p>
+    <w:p>
+      <w:pPr>
+        <w:spacing w:after="20"/>
+      </w:pPr>
+      <w:r>
+        <w:t>C. complexity</w:t>
       </w:r>
     </w:p>
     <w:p>
@@ -816,142 +973,7 @@
         <w:spacing w:after="20"/>
       </w:pPr>
       <w:r>
-        <w:t>E. genuineness</w:t>
-      </w:r>
-    </w:p>
-    <w:p>
-      <w:r>
-        <w:t>18. Pronouns, linking words and repeated references connect sentences in the text. These devices mainly support ___.</w:t>
-      </w:r>
-    </w:p>
-    <w:p>
-      <w:pPr>
-        <w:spacing w:after="20"/>
-      </w:pPr>
-      <w:r>
-        <w:t>A. cohesion</w:t>
-      </w:r>
-    </w:p>
-    <w:p>
-      <w:pPr>
-        <w:spacing w:after="20"/>
-      </w:pPr>
-      <w:r>
-        <w:t>B. persuasion</w:t>
-      </w:r>
-    </w:p>
-    <w:p>
-      <w:pPr>
-        <w:spacing w:after="20"/>
-      </w:pPr>
-      <w:r>
-        <w:t>C. fulfilment</w:t>
-      </w:r>
-    </w:p>
-    <w:p>
-      <w:pPr>
-        <w:spacing w:after="20"/>
-      </w:pPr>
-      <w:r>
-        <w:t>D. coherence</w:t>
-      </w:r>
-    </w:p>
-    <w:p>
-      <w:pPr>
-        <w:spacing w:after="20"/>
-      </w:pPr>
-      <w:r>
-        <w:t>E. investment</w:t>
-      </w:r>
-    </w:p>
-    <w:p>
-      <w:r>
-        <w:t>19. The shop returns the money paid for a faulty product. The customer receives a ___.</w:t>
-      </w:r>
-    </w:p>
-    <w:p>
-      <w:pPr>
-        <w:spacing w:after="20"/>
-      </w:pPr>
-      <w:r>
-        <w:t>A. cost price</w:t>
-      </w:r>
-    </w:p>
-    <w:p>
-      <w:pPr>
-        <w:spacing w:after="20"/>
-      </w:pPr>
-      <w:r>
-        <w:t>B. mortgage</w:t>
-      </w:r>
-    </w:p>
-    <w:p>
-      <w:pPr>
-        <w:spacing w:after="20"/>
-      </w:pPr>
-      <w:r>
-        <w:t>C. refund</w:t>
-      </w:r>
-    </w:p>
-    <w:p>
-      <w:pPr>
-        <w:spacing w:after="20"/>
-      </w:pPr>
-      <w:r>
-        <w:t>D. fine</w:t>
-      </w:r>
-    </w:p>
-    <w:p>
-      <w:pPr>
-        <w:spacing w:after="20"/>
-      </w:pPr>
-      <w:r>
-        <w:t>E. contribution</w:t>
-      </w:r>
-    </w:p>
-    <w:p>
-      <w:r>
-        <w:t>20. He decides not to accept the offer immediately and will reconsider it after a night’s rest. He will ___.</w:t>
-      </w:r>
-    </w:p>
-    <w:p>
-      <w:pPr>
-        <w:spacing w:after="20"/>
-      </w:pPr>
-      <w:r>
-        <w:t>A. sleep on it</w:t>
-      </w:r>
-    </w:p>
-    <w:p>
-      <w:pPr>
-        <w:spacing w:after="20"/>
-      </w:pPr>
-      <w:r>
-        <w:t>B. flip the interview</w:t>
-      </w:r>
-    </w:p>
-    <w:p>
-      <w:pPr>
-        <w:spacing w:after="20"/>
-      </w:pPr>
-      <w:r>
-        <w:t>C. put it at risk</w:t>
-      </w:r>
-    </w:p>
-    <w:p>
-      <w:pPr>
-        <w:spacing w:after="20"/>
-      </w:pPr>
-      <w:r>
-        <w:t>D. be precious about it</w:t>
-      </w:r>
-    </w:p>
-    <w:p>
-      <w:pPr>
-        <w:spacing w:after="20"/>
-      </w:pPr>
-      <w:r>
-        <w:t>E. fall for it</w:t>
+        <w:t>E. formality</w:t>
       </w:r>
     </w:p>
     <w:p>

--- a/frontend/templates/Revision-Unit-7-Group-216-ZipGrade.docx
+++ b/frontend/templates/Revision-Unit-7-Group-216-ZipGrade.docx
@@ -40,7 +40,7 @@
         <w:spacing w:after="20"/>
       </w:pPr>
       <w:r>
-        <w:t>A. prosperity</w:t>
+        <w:t>A. inclination</w:t>
       </w:r>
     </w:p>
     <w:p>
@@ -48,7 +48,7 @@
         <w:spacing w:after="20"/>
       </w:pPr>
       <w:r>
-        <w:t>B. recognition</w:t>
+        <w:t>B. aspiration</w:t>
       </w:r>
     </w:p>
     <w:p>
@@ -56,7 +56,7 @@
         <w:spacing w:after="20"/>
       </w:pPr>
       <w:r>
-        <w:t>C. security</w:t>
+        <w:t>C. scarcity</w:t>
       </w:r>
     </w:p>
     <w:p>
@@ -64,7 +64,7 @@
         <w:spacing w:after="20"/>
       </w:pPr>
       <w:r>
-        <w:t>D. ambition</w:t>
+        <w:t>D. calling</w:t>
       </w:r>
     </w:p>
     <w:p>
@@ -87,7 +87,7 @@
         <w:spacing w:after="20"/>
       </w:pPr>
       <w:r>
-        <w:t>A. qualification</w:t>
+        <w:t>A. aspiration</w:t>
       </w:r>
     </w:p>
     <w:p>
@@ -95,7 +95,7 @@
         <w:spacing w:after="20"/>
       </w:pPr>
       <w:r>
-        <w:t>B. achievement</w:t>
+        <w:t>B. conundrum</w:t>
       </w:r>
     </w:p>
     <w:p>
@@ -103,7 +103,7 @@
         <w:spacing w:after="20"/>
       </w:pPr>
       <w:r>
-        <w:t>C. reputation</w:t>
+        <w:t>C. fulfilment</w:t>
       </w:r>
     </w:p>
     <w:p>
@@ -119,7 +119,7 @@
         <w:spacing w:after="20"/>
       </w:pPr>
       <w:r>
-        <w:t>E. promotion</w:t>
+        <w:t>E. inclination</w:t>
       </w:r>
     </w:p>
     <w:p>
@@ -134,7 +134,7 @@
         <w:spacing w:after="20"/>
       </w:pPr>
       <w:r>
-        <w:t>A. ability</w:t>
+        <w:t>A. aspiration</w:t>
       </w:r>
     </w:p>
     <w:p>
@@ -150,7 +150,7 @@
         <w:spacing w:after="20"/>
       </w:pPr>
       <w:r>
-        <w:t>C. qualification</w:t>
+        <w:t>C. scarcity</w:t>
       </w:r>
     </w:p>
     <w:p>
@@ -158,7 +158,7 @@
         <w:spacing w:after="20"/>
       </w:pPr>
       <w:r>
-        <w:t>D. opportunity</w:t>
+        <w:t>D. calling</w:t>
       </w:r>
     </w:p>
     <w:p>
@@ -166,12 +166,12 @@
         <w:spacing w:after="20"/>
       </w:pPr>
       <w:r>
-        <w:t>E. obligation</w:t>
+        <w:t>E. fulfilment</w:t>
       </w:r>
     </w:p>
     <w:p>
       <w:r>
-        <w:t>4. Which sentence uses conundrum accurately?</w:t>
+        <w:t>4. The cheaper supplier is unreliable; the reliable supplier would make the project unaffordable. Choosing between them has become a real ___ for the team.</w:t>
       </w:r>
     </w:p>
     <w:p>
@@ -179,7 +179,7 @@
         <w:spacing w:after="20"/>
       </w:pPr>
       <w:r>
-        <w:t>A. The team hired a conundrum to supervise the delivery.</w:t>
+        <w:t>A. scarcity</w:t>
       </w:r>
     </w:p>
     <w:p>
@@ -187,7 +187,7 @@
         <w:spacing w:after="20"/>
       </w:pPr>
       <w:r>
-        <w:t>B. The cheaper supplier offered a conundrum on the price.</w:t>
+        <w:t>B. inclination</w:t>
       </w:r>
     </w:p>
     <w:p>
@@ -195,7 +195,7 @@
         <w:spacing w:after="20"/>
       </w:pPr>
       <w:r>
-        <w:t>C. The manager congratulated the team with a conundrum.</w:t>
+        <w:t>C. aspiration</w:t>
       </w:r>
     </w:p>
     <w:p>
@@ -203,7 +203,7 @@
         <w:spacing w:after="20"/>
       </w:pPr>
       <w:r>
-        <w:t>D. The supplier delivered early, so the team received a conundrum.</w:t>
+        <w:t>D. calling</w:t>
       </w:r>
     </w:p>
     <w:p>
@@ -211,14 +211,12 @@
         <w:spacing w:after="20"/>
       </w:pPr>
       <w:r>
-        <w:t>E. Both suppliers have serious drawbacks, and the team faces a conundrum.</w:t>
+        <w:t>E. conundrum</w:t>
       </w:r>
     </w:p>
     <w:p>
       <w:r>
-        <w:t>5. Choose the expression that best fits the meaning and usage in this context.</w:t>
-        <w:br/>
-        <w:t>Before accepting the role, I spent two days ___ an experienced colleague: I followed her through meetings and watched how she dealt with customers.</w:t>
+        <w:t>5. Which sentence uses “shadowing” correctly in meaning and usage?</w:t>
       </w:r>
     </w:p>
     <w:p>
@@ -226,7 +224,7 @@
         <w:spacing w:after="20"/>
       </w:pPr>
       <w:r>
-        <w:t>A. shadowing</w:t>
+        <w:t>A. I spent the day shadowing a colleague to see how she handled customers.</w:t>
       </w:r>
     </w:p>
     <w:p>
@@ -234,7 +232,7 @@
         <w:spacing w:after="20"/>
       </w:pPr>
       <w:r>
-        <w:t>B. recruiting</w:t>
+        <w:t>B. I was shadowing a colleague, so I formally evaluated her performance.</w:t>
       </w:r>
     </w:p>
     <w:p>
@@ -242,7 +240,7 @@
         <w:spacing w:after="20"/>
       </w:pPr>
       <w:r>
-        <w:t>C. mentoring</w:t>
+        <w:t>C. I was shadowing a colleague, which meant I recruited her for the vacancy.</w:t>
       </w:r>
     </w:p>
     <w:p>
@@ -250,7 +248,7 @@
         <w:spacing w:after="20"/>
       </w:pPr>
       <w:r>
-        <w:t>D. supervising</w:t>
+        <w:t>D. I was shadowing a colleague, so I permanently replaced her in the team.</w:t>
       </w:r>
     </w:p>
     <w:p>
@@ -258,14 +256,12 @@
         <w:spacing w:after="20"/>
       </w:pPr>
       <w:r>
-        <w:t>E. replacing</w:t>
+        <w:t>E. I spent the day shadowing a colleague, which meant I trained her for her new role.</w:t>
       </w:r>
     </w:p>
     <w:p>
       <w:r>
-        <w:t>6. Choose the expression that best fits the meaning and usage in this context.</w:t>
-        <w:br/>
-        <w:t>When the café lost its main supplier, its owner quickly found a new one and turned the crisis into a business opportunity. That showed her ___ skills.</w:t>
+        <w:t>6. Which sentence uses “entrepreneurial” correctly in meaning and usage?</w:t>
       </w:r>
     </w:p>
     <w:p>
@@ -273,7 +269,7 @@
         <w:spacing w:after="20"/>
       </w:pPr>
       <w:r>
-        <w:t>A. analytical</w:t>
+        <w:t>A. Following the existing office rules exactly showed her entrepreneurial skills.</w:t>
       </w:r>
     </w:p>
     <w:p>
@@ -281,7 +277,7 @@
         <w:spacing w:after="20"/>
       </w:pPr>
       <w:r>
-        <w:t>B. technical</w:t>
+        <w:t>B. Filing the old records alphabetically showed her entrepreneurial skills.</w:t>
       </w:r>
     </w:p>
     <w:p>
@@ -289,7 +285,7 @@
         <w:spacing w:after="20"/>
       </w:pPr>
       <w:r>
-        <w:t>C. interpersonal</w:t>
+        <w:t>C. Arriving at the same time every day showed her entrepreneurial skills.</w:t>
       </w:r>
     </w:p>
     <w:p>
@@ -297,7 +293,7 @@
         <w:spacing w:after="20"/>
       </w:pPr>
       <w:r>
-        <w:t>D. administrative</w:t>
+        <w:t>D. Typing the meeting notes without mistakes showed her entrepreneurial skills.</w:t>
       </w:r>
     </w:p>
     <w:p>
@@ -305,14 +301,12 @@
         <w:spacing w:after="20"/>
       </w:pPr>
       <w:r>
-        <w:t>E. entrepreneurial</w:t>
+        <w:t>E. Finding a new market for the café showed her entrepreneurial skills.</w:t>
       </w:r>
     </w:p>
     <w:p>
       <w:r>
-        <w:t>7. Choose the expression that best fits the meaning and usage in this context.</w:t>
-        <w:br/>
-        <w:t>Since joining the mentoring scheme, Dan has started taking his studies seriously. His mentor has clearly been a good ___ on him.</w:t>
+        <w:t>7. Which expression is natural in English?</w:t>
       </w:r>
     </w:p>
     <w:p>
@@ -320,7 +314,7 @@
         <w:spacing w:after="20"/>
       </w:pPr>
       <w:r>
-        <w:t>A. incentive</w:t>
+        <w:t>A. a good influence at</w:t>
       </w:r>
     </w:p>
     <w:p>
@@ -328,7 +322,7 @@
         <w:spacing w:after="20"/>
       </w:pPr>
       <w:r>
-        <w:t>B. impression</w:t>
+        <w:t>B. a good influence to</w:t>
       </w:r>
     </w:p>
     <w:p>
@@ -336,7 +330,7 @@
         <w:spacing w:after="20"/>
       </w:pPr>
       <w:r>
-        <w:t>C. example</w:t>
+        <w:t>C. a good influence of</w:t>
       </w:r>
     </w:p>
     <w:p>
@@ -344,7 +338,7 @@
         <w:spacing w:after="20"/>
       </w:pPr>
       <w:r>
-        <w:t>D. motivation</w:t>
+        <w:t>D. a good influence for</w:t>
       </w:r>
     </w:p>
     <w:p>
@@ -352,14 +346,12 @@
         <w:spacing w:after="20"/>
       </w:pPr>
       <w:r>
-        <w:t>E. influence</w:t>
+        <w:t>E. a good influence on</w:t>
       </w:r>
     </w:p>
     <w:p>
       <w:r>
-        <w:t>8. Choose the expression that best fits the meaning and usage in this context.</w:t>
-        <w:br/>
-        <w:t>The new ramp is inexpensive, but it allows wheelchair users to enter independently. Even a small change can make a real ___.</w:t>
+        <w:t>8. Which expression is natural in English?</w:t>
       </w:r>
     </w:p>
     <w:p>
@@ -367,7 +359,7 @@
         <w:spacing w:after="20"/>
       </w:pPr>
       <w:r>
-        <w:t>A. distinction</w:t>
+        <w:t>A. do a difference</w:t>
       </w:r>
     </w:p>
     <w:p>
@@ -375,7 +367,7 @@
         <w:spacing w:after="20"/>
       </w:pPr>
       <w:r>
-        <w:t>B. difference</w:t>
+        <w:t>B. make a difference</w:t>
       </w:r>
     </w:p>
     <w:p>
@@ -383,7 +375,7 @@
         <w:spacing w:after="20"/>
       </w:pPr>
       <w:r>
-        <w:t>C. impression</w:t>
+        <w:t>C. take a difference</w:t>
       </w:r>
     </w:p>
     <w:p>
@@ -391,7 +383,7 @@
         <w:spacing w:after="20"/>
       </w:pPr>
       <w:r>
-        <w:t>D. exception</w:t>
+        <w:t>D. have a difference</w:t>
       </w:r>
     </w:p>
     <w:p>
@@ -399,7 +391,7 @@
         <w:spacing w:after="20"/>
       </w:pPr>
       <w:r>
-        <w:t>E. contrast</w:t>
+        <w:t>E. give a difference</w:t>
       </w:r>
     </w:p>
     <w:p>
@@ -790,9 +782,7 @@
     </w:p>
     <w:p>
       <w:r>
-        <w:t>17. Choose the expression that best fits the meaning and usage in this context.</w:t>
-        <w:br/>
-        <w:t>The café’s ___ adjusted the grinder and steamed the milk again when a customer said the coffee tasted burnt.</w:t>
+        <w:t>17. Which sentence uses “barista” correctly in meaning and usage?</w:t>
       </w:r>
     </w:p>
     <w:p>
@@ -800,7 +790,7 @@
         <w:spacing w:after="20"/>
       </w:pPr>
       <w:r>
-        <w:t>A. bartender</w:t>
+        <w:t>A. The barista designed the café’s building as his main job.</w:t>
       </w:r>
     </w:p>
     <w:p>
@@ -808,7 +798,7 @@
         <w:spacing w:after="20"/>
       </w:pPr>
       <w:r>
-        <w:t>B. barista</w:t>
+        <w:t>B. The barista adjusted the grinder and prepared the espresso.</w:t>
       </w:r>
     </w:p>
     <w:p>
@@ -816,7 +806,7 @@
         <w:spacing w:after="20"/>
       </w:pPr>
       <w:r>
-        <w:t>C. cashier</w:t>
+        <w:t>C. The barista represented the café in court as her main job.</w:t>
       </w:r>
     </w:p>
     <w:p>
@@ -824,7 +814,7 @@
         <w:spacing w:after="20"/>
       </w:pPr>
       <w:r>
-        <w:t>D. waiter</w:t>
+        <w:t>D. The barista approved the restaurant’s annual accounts.</w:t>
       </w:r>
     </w:p>
     <w:p>
@@ -832,14 +822,12 @@
         <w:spacing w:after="20"/>
       </w:pPr>
       <w:r>
-        <w:t>E. caterer</w:t>
+        <w:t>E. The barista repaired the café’s plumbing as her main job.</w:t>
       </w:r>
     </w:p>
     <w:p>
       <w:r>
-        <w:t>18. Choose the expression that best fits the meaning and usage in this context.</w:t>
-        <w:br/>
-        <w:t>The headphones stopped working after one day. I returned them to the shop and asked for a ___ rather than a replacement.</w:t>
+        <w:t>18. Which sentence uses “refund” correctly in meaning and usage?</w:t>
       </w:r>
     </w:p>
     <w:p>
@@ -847,7 +835,7 @@
         <w:spacing w:after="20"/>
       </w:pPr>
       <w:r>
-        <w:t>A. refund</w:t>
+        <w:t>A. The shop gave me a refund, returning the money I had paid.</w:t>
       </w:r>
     </w:p>
     <w:p>
@@ -855,7 +843,7 @@
         <w:spacing w:after="20"/>
       </w:pPr>
       <w:r>
-        <w:t>B. fine</w:t>
+        <w:t>B. The shop gave me a refund by accepting a deposit before the purchase.</w:t>
       </w:r>
     </w:p>
     <w:p>
@@ -863,7 +851,7 @@
         <w:spacing w:after="20"/>
       </w:pPr>
       <w:r>
-        <w:t>C. discount</w:t>
+        <w:t>C. The shop gave me a refund by charging a fee for delivery.</w:t>
       </w:r>
     </w:p>
     <w:p>
@@ -871,7 +859,7 @@
         <w:spacing w:after="20"/>
       </w:pPr>
       <w:r>
-        <w:t>D. deposit</w:t>
+        <w:t>D. The shop gave me a refund by lending me money to buy a flat.</w:t>
       </w:r>
     </w:p>
     <w:p>
@@ -879,14 +867,12 @@
         <w:spacing w:after="20"/>
       </w:pPr>
       <w:r>
-        <w:t>E. instalment</w:t>
+        <w:t>E. The shop gave me a refund by reducing the price before I bought anything.</w:t>
       </w:r>
     </w:p>
     <w:p>
       <w:r>
-        <w:t>19. Choose the expression that best fits the meaning and usage in this context.</w:t>
-        <w:br/>
-        <w:t>The argument is logical, but the sentences feel disconnected. Adding suitable pronouns and linking expressions would improve the text’s ___.</w:t>
+        <w:t>19. Which sentence uses “cohesion” correctly in meaning and usage?</w:t>
       </w:r>
     </w:p>
     <w:p>
@@ -894,7 +880,7 @@
         <w:spacing w:after="20"/>
       </w:pPr>
       <w:r>
-        <w:t>A. fluency</w:t>
+        <w:t>A. Adding more advanced words automatically ensured cohesion even though no sentences were linked.</w:t>
       </w:r>
     </w:p>
     <w:p>
@@ -902,7 +888,7 @@
         <w:spacing w:after="20"/>
       </w:pPr>
       <w:r>
-        <w:t>B. relevance</w:t>
+        <w:t>B. Making the writer’s opinion more original improved cohesion without changing any sentence links.</w:t>
       </w:r>
     </w:p>
     <w:p>
@@ -910,7 +896,7 @@
         <w:spacing w:after="20"/>
       </w:pPr>
       <w:r>
-        <w:t>C. cohesion</w:t>
+        <w:t>C. Adding clear pronoun references and linking expressions improved the text’s cohesion.</w:t>
       </w:r>
     </w:p>
     <w:p>
@@ -918,7 +904,7 @@
         <w:spacing w:after="20"/>
       </w:pPr>
       <w:r>
-        <w:t>D. precision</w:t>
+        <w:t>D. Correcting the essay’s contradictory conclusion improved its cohesion, without changing how its sentences were linked.</w:t>
       </w:r>
     </w:p>
     <w:p>
@@ -926,14 +912,12 @@
         <w:spacing w:after="20"/>
       </w:pPr>
       <w:r>
-        <w:t>E. coherence</w:t>
+        <w:t>E. Printing the essay in a larger font improved its cohesion.</w:t>
       </w:r>
     </w:p>
     <w:p>
       <w:r>
-        <w:t>20. Choose the expression that best fits the meaning and usage in this context.</w:t>
-        <w:br/>
-        <w:t>The essay uses plenty of linking words, but its conclusion contradicts its main argument. It needs better ___, not simply more connectors.</w:t>
+        <w:t>20. Which sentence uses “coherence” correctly in meaning and usage?</w:t>
       </w:r>
     </w:p>
     <w:p>
@@ -941,7 +925,7 @@
         <w:spacing w:after="20"/>
       </w:pPr>
       <w:r>
-        <w:t>A. coherence</w:t>
+        <w:t>A. Removing the contradiction between the argument and conclusion improved coherence.</w:t>
       </w:r>
     </w:p>
     <w:p>
@@ -949,7 +933,7 @@
         <w:spacing w:after="20"/>
       </w:pPr>
       <w:r>
-        <w:t>B. variety</w:t>
+        <w:t>B. Adding random linking words ensured coherence even though the argument still contradicted itself.</w:t>
       </w:r>
     </w:p>
     <w:p>
@@ -957,7 +941,7 @@
         <w:spacing w:after="20"/>
       </w:pPr>
       <w:r>
-        <w:t>C. complexity</w:t>
+        <w:t>C. Increasing the font size improved the argument’s coherence.</w:t>
       </w:r>
     </w:p>
     <w:p>
@@ -965,7 +949,7 @@
         <w:spacing w:after="20"/>
       </w:pPr>
       <w:r>
-        <w:t>D. cohesion</w:t>
+        <w:t>D. Adding longer words ensured coherence without correcting the contradictory argument.</w:t>
       </w:r>
     </w:p>
     <w:p>
@@ -973,7 +957,7 @@
         <w:spacing w:after="20"/>
       </w:pPr>
       <w:r>
-        <w:t>E. formality</w:t>
+        <w:t>E. Replacing every noun with a pronoun ensured coherence even though the argument remained illogical.</w:t>
       </w:r>
     </w:p>
     <w:p>

--- a/frontend/templates/Revision-Unit-7-Group-216-ZipGrade.docx
+++ b/frontend/templates/Revision-Unit-7-Group-216-ZipGrade.docx
@@ -2,6 +2,47 @@
 <file path=word/document.xml><?xml version="1.0" encoding="utf-8"?>
 <w:document xmlns:wpc="http://schemas.microsoft.com/office/word/2010/wordprocessingCanvas" xmlns:mo="http://schemas.microsoft.com/office/mac/office/2008/main" xmlns:mc="http://schemas.openxmlformats.org/markup-compatibility/2006" xmlns:mv="urn:schemas-microsoft-com:mac:vml" xmlns:o="urn:schemas-microsoft-com:office:office" xmlns:r="http://schemas.openxmlformats.org/officeDocument/2006/relationships" xmlns:m="http://schemas.openxmlformats.org/officeDocument/2006/math" xmlns:v="urn:schemas-microsoft-com:vml" xmlns:wp14="http://schemas.microsoft.com/office/word/2010/wordprocessingDrawing" xmlns:wp="http://schemas.openxmlformats.org/drawingml/2006/wordprocessingDrawing" xmlns:w10="urn:schemas-microsoft-com:office:word" xmlns:w="http://schemas.openxmlformats.org/wordprocessingml/2006/main" xmlns:w14="http://schemas.microsoft.com/office/word/2010/wordml" xmlns:wpg="http://schemas.microsoft.com/office/word/2010/wordprocessingGroup" xmlns:wpi="http://schemas.microsoft.com/office/word/2010/wordprocessingInk" xmlns:wne="http://schemas.microsoft.com/office/word/2006/wordml" xmlns:wps="http://schemas.microsoft.com/office/word/2010/wordprocessingShape" mc:Ignorable="w14 wp14">
   <w:body>
+    <w:p>
+      <w:r>
+        <w:rPr>
+          <w:b/>
+          <w:sz w:val="20"/>
+        </w:rPr>
+        <w:t>Research participation · choose ONE option before starting</w:t>
+      </w:r>
+    </w:p>
+    <w:p>
+      <w:r>
+        <w:rPr>
+          <w:sz w:val="20"/>
+        </w:rPr>
+        <w:t>Name: __________________________   Group: ______   Date: __________</w:t>
+      </w:r>
+    </w:p>
+    <w:p>
+      <w:r>
+        <w:rPr>
+          <w:sz w:val="20"/>
+        </w:rPr>
+        <w:t>Your answers, scores and essay may be analysed for vocabulary-learning research. Participation is voluntary. Taking the test without participating does not affect your grade. Your name is used for teacher assessment; research reporting will not identify you. You may ask your teacher to withdraw your research data before anonymisation.</w:t>
+      </w:r>
+    </w:p>
+    <w:p>
+      <w:r>
+        <w:rPr>
+          <w:sz w:val="20"/>
+        </w:rPr>
+        <w:t>[ ] I agree to participate in the research.</w:t>
+      </w:r>
+    </w:p>
+    <w:p>
+      <w:r>
+        <w:rPr>
+          <w:sz w:val="20"/>
+        </w:rPr>
+        <w:t>[ ] I want to take the test without participating in the research.</w:t>
+      </w:r>
+    </w:p>
     <w:p>
       <w:pPr>
         <w:pStyle w:val="Title"/>
@@ -17,7 +58,7 @@
     </w:p>
     <w:p>
       <w:r>
-        <w:t>For questions 1–20, choose ONE best answer and shade A, B, C, D or E on the separate ZipGrade answer sheet. Do not write MCQ answers on this question paper. Check the question numbers carefully. Fill in your name and group (Period). Select Version A if using that field. Write the essay on the separate double-sided essay sheet. Record your research participation choice on that sheet.</w:t>
+        <w:t>For questions 1–20, choose ONE best answer and shade A, B, C, D or E on the separate ZipGrade answer sheet. Do not write MCQ answers on this question paper. Check the question numbers carefully. Fill in your name and group (Period). Select Version A if using that field. Write the essay on the separate double-sided essay sheet. Mark your research participation choice before starting the test.</w:t>
       </w:r>
     </w:p>
     <w:p>
@@ -975,7 +1016,7 @@
     </w:p>
     <w:p>
       <w:r>
-        <w:t>Write your essay on the separate essay sheet. Do not write on this question paper.</w:t>
+        <w:t>Write your essay on the separate essay sheet. Only the research participation box may be filled in on this question paper; use ZipGrade for answers 1–20.</w:t>
       </w:r>
     </w:p>
     <w:sectPr>

--- a/frontend/templates/Revision-Unit-7-Group-216-ZipGrade.docx
+++ b/frontend/templates/Revision-Unit-7-Group-216-ZipGrade.docx
@@ -1011,7 +1011,27 @@
     </w:p>
     <w:p>
       <w:r>
-        <w:t>Write an essay of about 250 words: Meaningful work matters more than a high salary. To what extent do you agree? Consider both perspectives, support your argument with an example, and give a reasoned conclusion. Use your own words. Do not copy the reading preview or task sentences.</w:t>
+        <w:t>Choose ONE topic. Write about 250 words (recommended range: 225–275). Consider both perspectives, support your ideas with examples and give a reasoned conclusion. Use your own words. Do not use AI or copy task sentences or the reading preview. General or invented examples are welcome; personal disclosure is not required.</w:t>
+      </w:r>
+    </w:p>
+    <w:p>
+      <w:r>
+        <w:t>1. Meaningful work matters more than a high salary. To what extent do you agree?</w:t>
+      </w:r>
+    </w:p>
+    <w:p>
+      <w:r>
+        <w:t>2. Having more choices does not always make people happier. Discuss the advantages and disadvantages of a wide range of choices.</w:t>
+      </w:r>
+    </w:p>
+    <w:p>
+      <w:r>
+        <w:t>3. Companies should take responsibility for encouraging impulsive purchases. To what extent do you agree?</w:t>
+      </w:r>
+    </w:p>
+    <w:p>
+      <w:r>
+        <w:t>4. Paying people for small favours can damage relationships. Discuss both perspectives.</w:t>
       </w:r>
     </w:p>
     <w:p>

--- a/frontend/templates/Revision-Unit-7-Group-216-ZipGrade.docx
+++ b/frontend/templates/Revision-Unit-7-Group-216-ZipGrade.docx
@@ -3,42 +3,72 @@
 <w:document xmlns:wpc="http://schemas.microsoft.com/office/word/2010/wordprocessingCanvas" xmlns:mo="http://schemas.microsoft.com/office/mac/office/2008/main" xmlns:mc="http://schemas.openxmlformats.org/markup-compatibility/2006" xmlns:mv="urn:schemas-microsoft-com:mac:vml" xmlns:o="urn:schemas-microsoft-com:office:office" xmlns:r="http://schemas.openxmlformats.org/officeDocument/2006/relationships" xmlns:m="http://schemas.openxmlformats.org/officeDocument/2006/math" xmlns:v="urn:schemas-microsoft-com:vml" xmlns:wp14="http://schemas.microsoft.com/office/word/2010/wordprocessingDrawing" xmlns:wp="http://schemas.openxmlformats.org/drawingml/2006/wordprocessingDrawing" xmlns:w10="urn:schemas-microsoft-com:office:word" xmlns:w="http://schemas.openxmlformats.org/wordprocessingml/2006/main" xmlns:w14="http://schemas.microsoft.com/office/word/2010/wordml" xmlns:wpg="http://schemas.microsoft.com/office/word/2010/wordprocessingGroup" xmlns:wpi="http://schemas.microsoft.com/office/word/2010/wordprocessingInk" xmlns:wne="http://schemas.microsoft.com/office/word/2006/wordml" xmlns:wps="http://schemas.microsoft.com/office/word/2010/wordprocessingShape" mc:Ignorable="w14 wp14">
   <w:body>
     <w:p>
+      <w:pPr>
+        <w:keepLines/>
+        <w:widowControl/>
+        <w:spacing w:line="240" w:lineRule="auto" w:before="0" w:after="40"/>
+      </w:pPr>
       <w:r>
         <w:rPr>
+          <w:rFonts w:ascii="Arial" w:hAnsi="Arial"/>
           <w:b/>
-          <w:sz w:val="20"/>
+          <w:sz w:val="22"/>
         </w:rPr>
         <w:t>Research participation · choose ONE option before starting</w:t>
       </w:r>
     </w:p>
     <w:p>
+      <w:pPr>
+        <w:keepLines/>
+        <w:widowControl/>
+        <w:spacing w:line="240" w:lineRule="auto" w:before="0" w:after="40"/>
+      </w:pPr>
       <w:r>
         <w:rPr>
-          <w:sz w:val="20"/>
+          <w:rFonts w:ascii="Arial" w:hAnsi="Arial"/>
+          <w:sz w:val="22"/>
         </w:rPr>
         <w:t>Name: __________________________   Group: ______   Date: __________</w:t>
       </w:r>
     </w:p>
     <w:p>
+      <w:pPr>
+        <w:keepLines/>
+        <w:widowControl/>
+        <w:spacing w:line="240" w:lineRule="auto" w:before="0" w:after="40"/>
+      </w:pPr>
       <w:r>
         <w:rPr>
-          <w:sz w:val="20"/>
+          <w:rFonts w:ascii="Arial" w:hAnsi="Arial"/>
+          <w:sz w:val="22"/>
         </w:rPr>
         <w:t>Your answers, scores and essay may be analysed for vocabulary-learning research. Participation is voluntary. Taking the test without participating does not affect your grade. Your name is used for teacher assessment; research reporting will not identify you. You may ask your teacher to withdraw your research data before anonymisation.</w:t>
       </w:r>
     </w:p>
     <w:p>
+      <w:pPr>
+        <w:keepLines/>
+        <w:widowControl/>
+        <w:spacing w:line="240" w:lineRule="auto" w:before="0" w:after="40"/>
+      </w:pPr>
       <w:r>
         <w:rPr>
-          <w:sz w:val="20"/>
+          <w:rFonts w:ascii="Arial" w:hAnsi="Arial"/>
+          <w:sz w:val="22"/>
         </w:rPr>
         <w:t>[ ] I agree to participate in the research.</w:t>
       </w:r>
     </w:p>
     <w:p>
+      <w:pPr>
+        <w:keepLines/>
+        <w:widowControl/>
+        <w:spacing w:line="240" w:lineRule="auto" w:before="0" w:after="40"/>
+      </w:pPr>
       <w:r>
         <w:rPr>
-          <w:sz w:val="20"/>
+          <w:rFonts w:ascii="Arial" w:hAnsi="Arial"/>
+          <w:sz w:val="22"/>
         </w:rPr>
         <w:t>[ ] I want to take the test without participating in the research.</w:t>
       </w:r>
@@ -46,31 +76,70 @@
     <w:p>
       <w:pPr>
         <w:pStyle w:val="Title"/>
+        <w:keepLines/>
+        <w:widowControl/>
+        <w:spacing w:line="240" w:lineRule="auto" w:before="0" w:after="100"/>
       </w:pPr>
       <w:r>
+        <w:rPr>
+          <w:rFonts w:ascii="Arial" w:hAnsi="Arial"/>
+        </w:rPr>
         <w:t>RT1 · Evolve 5 · Unit 7</w:t>
       </w:r>
     </w:p>
     <w:p>
+      <w:pPr>
+        <w:keepLines/>
+        <w:widowControl/>
+        <w:spacing w:line="240" w:lineRule="auto" w:before="0" w:after="40"/>
+      </w:pPr>
       <w:r>
+        <w:rPr>
+          <w:rFonts w:ascii="Arial" w:hAnsi="Arial"/>
+        </w:rPr>
         <w:t>Group 216 · Test Version A</w:t>
       </w:r>
     </w:p>
     <w:p>
+      <w:pPr>
+        <w:keepLines/>
+        <w:widowControl/>
+        <w:spacing w:line="240" w:lineRule="auto" w:before="0" w:after="40"/>
+      </w:pPr>
       <w:r>
+        <w:rPr>
+          <w:rFonts w:ascii="Arial" w:hAnsi="Arial"/>
+        </w:rPr>
         <w:t>For questions 1–20, choose ONE best answer and shade A, B, C, D or E on the separate ZipGrade answer sheet. Do not write MCQ answers on this question paper. Check the question numbers carefully. Fill in your name and group (Period). Select Version A if using that field. Write the essay on the separate double-sided essay sheet. Mark your research participation choice before starting the test.</w:t>
       </w:r>
     </w:p>
     <w:p>
       <w:pPr>
         <w:pStyle w:val="Heading1"/>
+        <w:keepNext/>
+        <w:keepLines/>
+        <w:widowControl/>
+        <w:spacing w:line="240" w:lineRule="auto" w:before="120" w:after="60"/>
       </w:pPr>
       <w:r>
+        <w:rPr>
+          <w:rFonts w:ascii="Arial" w:hAnsi="Arial"/>
+        </w:rPr>
         <w:t>Vocabulary and collocations · 1–8</w:t>
       </w:r>
     </w:p>
     <w:p>
+      <w:pPr>
+        <w:keepNext/>
+        <w:keepLines/>
+        <w:widowControl/>
+        <w:spacing w:line="240" w:lineRule="auto" w:before="100" w:after="40"/>
+      </w:pPr>
       <w:r>
+        <w:rPr>
+          <w:rFonts w:ascii="Arial" w:hAnsi="Arial"/>
+          <w:b/>
+        </w:rPr>
         <w:t>1. Choose the expression that best fits the meaning and usage in this context.</w:t>
         <w:br/>
         <w:t>A promotion doubled Nina’s salary, but she still felt that her work achieved nothing useful. Volunteering at a literacy centre finally gave her a sense of ___.</w:t>
@@ -78,46 +147,72 @@
     </w:p>
     <w:p>
       <w:pPr>
-        <w:spacing w:after="20"/>
+        <w:keepNext/>
+        <w:keepLines/>
+        <w:widowControl/>
+        <w:tabs>
+          <w:tab w:pos="5159" w:val="left"/>
+        </w:tabs>
+        <w:spacing w:after="0" w:line="240" w:lineRule="auto" w:before="0"/>
       </w:pPr>
       <w:r>
+        <w:rPr>
+          <w:rFonts w:ascii="Arial" w:hAnsi="Arial"/>
+        </w:rPr>
         <w:t>A. inclination</w:t>
       </w:r>
-    </w:p>
-    <w:p>
-      <w:pPr>
-        <w:spacing w:after="20"/>
-      </w:pPr>
       <w:r>
+        <w:tab/>
         <w:t>B. aspiration</w:t>
       </w:r>
     </w:p>
     <w:p>
       <w:pPr>
-        <w:spacing w:after="20"/>
+        <w:keepNext/>
+        <w:keepLines/>
+        <w:widowControl/>
+        <w:tabs>
+          <w:tab w:pos="5159" w:val="left"/>
+        </w:tabs>
+        <w:spacing w:after="0" w:line="240" w:lineRule="auto" w:before="0"/>
       </w:pPr>
       <w:r>
+        <w:rPr>
+          <w:rFonts w:ascii="Arial" w:hAnsi="Arial"/>
+        </w:rPr>
         <w:t>C. scarcity</w:t>
       </w:r>
-    </w:p>
-    <w:p>
-      <w:pPr>
-        <w:spacing w:after="20"/>
-      </w:pPr>
       <w:r>
+        <w:tab/>
         <w:t>D. calling</w:t>
       </w:r>
     </w:p>
     <w:p>
       <w:pPr>
-        <w:spacing w:after="20"/>
+        <w:keepNext w:val="0"/>
+        <w:keepLines/>
+        <w:widowControl/>
+        <w:spacing w:after="0" w:line="240" w:lineRule="auto" w:before="0"/>
       </w:pPr>
       <w:r>
+        <w:rPr>
+          <w:rFonts w:ascii="Arial" w:hAnsi="Arial"/>
+        </w:rPr>
         <w:t>E. fulfilment</w:t>
       </w:r>
     </w:p>
     <w:p>
+      <w:pPr>
+        <w:keepNext/>
+        <w:keepLines/>
+        <w:widowControl/>
+        <w:spacing w:line="240" w:lineRule="auto" w:before="100" w:after="40"/>
+      </w:pPr>
       <w:r>
+        <w:rPr>
+          <w:rFonts w:ascii="Arial" w:hAnsi="Arial"/>
+          <w:b/>
+        </w:rPr>
         <w:t>2. Choose the expression that best fits the meaning and usage in this context.</w:t>
         <w:br/>
         <w:t>Most people find emergency medicine exhausting, but Sam cannot imagine doing anything else. He sees it as his ___, rather than just a way to earn money.</w:t>
@@ -125,46 +220,72 @@
     </w:p>
     <w:p>
       <w:pPr>
-        <w:spacing w:after="20"/>
+        <w:keepNext/>
+        <w:keepLines/>
+        <w:widowControl/>
+        <w:tabs>
+          <w:tab w:pos="5159" w:val="left"/>
+        </w:tabs>
+        <w:spacing w:after="0" w:line="240" w:lineRule="auto" w:before="0"/>
       </w:pPr>
       <w:r>
+        <w:rPr>
+          <w:rFonts w:ascii="Arial" w:hAnsi="Arial"/>
+        </w:rPr>
         <w:t>A. aspiration</w:t>
       </w:r>
-    </w:p>
-    <w:p>
-      <w:pPr>
-        <w:spacing w:after="20"/>
-      </w:pPr>
       <w:r>
+        <w:tab/>
         <w:t>B. conundrum</w:t>
       </w:r>
     </w:p>
     <w:p>
       <w:pPr>
-        <w:spacing w:after="20"/>
+        <w:keepNext/>
+        <w:keepLines/>
+        <w:widowControl/>
+        <w:tabs>
+          <w:tab w:pos="5159" w:val="left"/>
+        </w:tabs>
+        <w:spacing w:after="0" w:line="240" w:lineRule="auto" w:before="0"/>
       </w:pPr>
       <w:r>
+        <w:rPr>
+          <w:rFonts w:ascii="Arial" w:hAnsi="Arial"/>
+        </w:rPr>
         <w:t>C. fulfilment</w:t>
       </w:r>
-    </w:p>
-    <w:p>
-      <w:pPr>
-        <w:spacing w:after="20"/>
-      </w:pPr>
       <w:r>
+        <w:tab/>
         <w:t>D. calling</w:t>
       </w:r>
     </w:p>
     <w:p>
       <w:pPr>
-        <w:spacing w:after="20"/>
+        <w:keepNext w:val="0"/>
+        <w:keepLines/>
+        <w:widowControl/>
+        <w:spacing w:after="0" w:line="240" w:lineRule="auto" w:before="0"/>
       </w:pPr>
       <w:r>
+        <w:rPr>
+          <w:rFonts w:ascii="Arial" w:hAnsi="Arial"/>
+        </w:rPr>
         <w:t>E. inclination</w:t>
       </w:r>
     </w:p>
     <w:p>
+      <w:pPr>
+        <w:keepNext/>
+        <w:keepLines/>
+        <w:widowControl/>
+        <w:spacing w:line="240" w:lineRule="auto" w:before="100" w:after="40"/>
+      </w:pPr>
       <w:r>
+        <w:rPr>
+          <w:rFonts w:ascii="Arial" w:hAnsi="Arial"/>
+          <w:b/>
+        </w:rPr>
         <w:t>3. Choose the expression that best fits the meaning and usage in this context.</w:t>
         <w:br/>
         <w:t>Alex enjoys his colleagues’ company, but his natural ___ is to work independently. He usually chooses tasks he can complete alone.</w:t>
@@ -172,876 +293,1509 @@
     </w:p>
     <w:p>
       <w:pPr>
-        <w:spacing w:after="20"/>
+        <w:keepNext/>
+        <w:keepLines/>
+        <w:widowControl/>
+        <w:tabs>
+          <w:tab w:pos="5159" w:val="left"/>
+        </w:tabs>
+        <w:spacing w:after="0" w:line="240" w:lineRule="auto" w:before="0"/>
       </w:pPr>
       <w:r>
+        <w:rPr>
+          <w:rFonts w:ascii="Arial" w:hAnsi="Arial"/>
+        </w:rPr>
         <w:t>A. aspiration</w:t>
       </w:r>
-    </w:p>
-    <w:p>
-      <w:pPr>
-        <w:spacing w:after="20"/>
-      </w:pPr>
       <w:r>
+        <w:tab/>
         <w:t>B. inclination</w:t>
       </w:r>
     </w:p>
     <w:p>
       <w:pPr>
-        <w:spacing w:after="20"/>
+        <w:keepNext/>
+        <w:keepLines/>
+        <w:widowControl/>
+        <w:tabs>
+          <w:tab w:pos="5159" w:val="left"/>
+        </w:tabs>
+        <w:spacing w:after="0" w:line="240" w:lineRule="auto" w:before="0"/>
       </w:pPr>
       <w:r>
+        <w:rPr>
+          <w:rFonts w:ascii="Arial" w:hAnsi="Arial"/>
+        </w:rPr>
         <w:t>C. scarcity</w:t>
       </w:r>
-    </w:p>
-    <w:p>
-      <w:pPr>
-        <w:spacing w:after="20"/>
-      </w:pPr>
       <w:r>
+        <w:tab/>
         <w:t>D. calling</w:t>
       </w:r>
     </w:p>
     <w:p>
       <w:pPr>
-        <w:spacing w:after="20"/>
+        <w:keepNext w:val="0"/>
+        <w:keepLines/>
+        <w:widowControl/>
+        <w:spacing w:after="0" w:line="240" w:lineRule="auto" w:before="0"/>
       </w:pPr>
       <w:r>
+        <w:rPr>
+          <w:rFonts w:ascii="Arial" w:hAnsi="Arial"/>
+        </w:rPr>
         <w:t>E. fulfilment</w:t>
       </w:r>
     </w:p>
     <w:p>
+      <w:pPr>
+        <w:keepNext/>
+        <w:keepLines/>
+        <w:widowControl/>
+        <w:spacing w:line="240" w:lineRule="auto" w:before="100" w:after="40"/>
+      </w:pPr>
       <w:r>
+        <w:rPr>
+          <w:rFonts w:ascii="Arial" w:hAnsi="Arial"/>
+          <w:b/>
+        </w:rPr>
         <w:t>4. The cheaper supplier is unreliable; the reliable supplier would make the project unaffordable. Choosing between them has become a real ___ for the team.</w:t>
       </w:r>
     </w:p>
     <w:p>
       <w:pPr>
-        <w:spacing w:after="20"/>
+        <w:keepNext/>
+        <w:keepLines/>
+        <w:widowControl/>
+        <w:tabs>
+          <w:tab w:pos="5159" w:val="left"/>
+        </w:tabs>
+        <w:spacing w:after="0" w:line="240" w:lineRule="auto" w:before="0"/>
       </w:pPr>
       <w:r>
+        <w:rPr>
+          <w:rFonts w:ascii="Arial" w:hAnsi="Arial"/>
+        </w:rPr>
         <w:t>A. scarcity</w:t>
       </w:r>
-    </w:p>
-    <w:p>
-      <w:pPr>
-        <w:spacing w:after="20"/>
-      </w:pPr>
       <w:r>
+        <w:tab/>
         <w:t>B. inclination</w:t>
       </w:r>
     </w:p>
     <w:p>
       <w:pPr>
-        <w:spacing w:after="20"/>
+        <w:keepNext/>
+        <w:keepLines/>
+        <w:widowControl/>
+        <w:tabs>
+          <w:tab w:pos="5159" w:val="left"/>
+        </w:tabs>
+        <w:spacing w:after="0" w:line="240" w:lineRule="auto" w:before="0"/>
       </w:pPr>
       <w:r>
+        <w:rPr>
+          <w:rFonts w:ascii="Arial" w:hAnsi="Arial"/>
+        </w:rPr>
         <w:t>C. aspiration</w:t>
       </w:r>
-    </w:p>
-    <w:p>
-      <w:pPr>
-        <w:spacing w:after="20"/>
-      </w:pPr>
       <w:r>
+        <w:tab/>
         <w:t>D. calling</w:t>
       </w:r>
     </w:p>
     <w:p>
       <w:pPr>
-        <w:spacing w:after="20"/>
+        <w:keepNext w:val="0"/>
+        <w:keepLines/>
+        <w:widowControl/>
+        <w:spacing w:after="0" w:line="240" w:lineRule="auto" w:before="0"/>
       </w:pPr>
       <w:r>
+        <w:rPr>
+          <w:rFonts w:ascii="Arial" w:hAnsi="Arial"/>
+        </w:rPr>
         <w:t>E. conundrum</w:t>
       </w:r>
     </w:p>
     <w:p>
+      <w:pPr>
+        <w:keepNext/>
+        <w:keepLines/>
+        <w:widowControl/>
+        <w:spacing w:line="240" w:lineRule="auto" w:before="100" w:after="40"/>
+      </w:pPr>
       <w:r>
+        <w:rPr>
+          <w:rFonts w:ascii="Arial" w:hAnsi="Arial"/>
+          <w:b/>
+        </w:rPr>
         <w:t>5. Which sentence uses “shadowing” correctly in meaning and usage?</w:t>
       </w:r>
     </w:p>
     <w:p>
       <w:pPr>
-        <w:spacing w:after="20"/>
+        <w:keepNext/>
+        <w:keepLines/>
+        <w:widowControl/>
+        <w:spacing w:after="0" w:line="240" w:lineRule="auto" w:before="0"/>
       </w:pPr>
       <w:r>
+        <w:rPr>
+          <w:rFonts w:ascii="Arial" w:hAnsi="Arial"/>
+        </w:rPr>
         <w:t>A. I spent the day shadowing a colleague to see how she handled customers.</w:t>
       </w:r>
     </w:p>
     <w:p>
       <w:pPr>
-        <w:spacing w:after="20"/>
+        <w:keepNext/>
+        <w:keepLines/>
+        <w:widowControl/>
+        <w:spacing w:after="0" w:line="240" w:lineRule="auto" w:before="0"/>
       </w:pPr>
       <w:r>
+        <w:rPr>
+          <w:rFonts w:ascii="Arial" w:hAnsi="Arial"/>
+        </w:rPr>
         <w:t>B. I was shadowing a colleague, so I formally evaluated her performance.</w:t>
       </w:r>
     </w:p>
     <w:p>
       <w:pPr>
-        <w:spacing w:after="20"/>
+        <w:keepNext/>
+        <w:keepLines/>
+        <w:widowControl/>
+        <w:spacing w:after="0" w:line="240" w:lineRule="auto" w:before="0"/>
       </w:pPr>
       <w:r>
+        <w:rPr>
+          <w:rFonts w:ascii="Arial" w:hAnsi="Arial"/>
+        </w:rPr>
         <w:t>C. I was shadowing a colleague, which meant I recruited her for the vacancy.</w:t>
       </w:r>
     </w:p>
     <w:p>
       <w:pPr>
-        <w:spacing w:after="20"/>
+        <w:keepNext/>
+        <w:keepLines/>
+        <w:widowControl/>
+        <w:spacing w:after="0" w:line="240" w:lineRule="auto" w:before="0"/>
       </w:pPr>
       <w:r>
+        <w:rPr>
+          <w:rFonts w:ascii="Arial" w:hAnsi="Arial"/>
+        </w:rPr>
         <w:t>D. I was shadowing a colleague, so I permanently replaced her in the team.</w:t>
       </w:r>
     </w:p>
     <w:p>
       <w:pPr>
-        <w:spacing w:after="20"/>
+        <w:keepNext w:val="0"/>
+        <w:keepLines/>
+        <w:widowControl/>
+        <w:spacing w:after="0" w:line="240" w:lineRule="auto" w:before="0"/>
       </w:pPr>
       <w:r>
+        <w:rPr>
+          <w:rFonts w:ascii="Arial" w:hAnsi="Arial"/>
+        </w:rPr>
         <w:t>E. I spent the day shadowing a colleague, which meant I trained her for her new role.</w:t>
       </w:r>
     </w:p>
     <w:p>
+      <w:pPr>
+        <w:keepNext/>
+        <w:keepLines/>
+        <w:widowControl/>
+        <w:spacing w:line="240" w:lineRule="auto" w:before="100" w:after="40"/>
+      </w:pPr>
       <w:r>
+        <w:rPr>
+          <w:rFonts w:ascii="Arial" w:hAnsi="Arial"/>
+          <w:b/>
+        </w:rPr>
         <w:t>6. Which sentence uses “entrepreneurial” correctly in meaning and usage?</w:t>
       </w:r>
     </w:p>
     <w:p>
       <w:pPr>
-        <w:spacing w:after="20"/>
+        <w:keepNext/>
+        <w:keepLines/>
+        <w:widowControl/>
+        <w:spacing w:after="0" w:line="240" w:lineRule="auto" w:before="0"/>
       </w:pPr>
       <w:r>
+        <w:rPr>
+          <w:rFonts w:ascii="Arial" w:hAnsi="Arial"/>
+        </w:rPr>
         <w:t>A. Following the existing office rules exactly showed her entrepreneurial skills.</w:t>
       </w:r>
     </w:p>
     <w:p>
       <w:pPr>
-        <w:spacing w:after="20"/>
+        <w:keepNext/>
+        <w:keepLines/>
+        <w:widowControl/>
+        <w:spacing w:after="0" w:line="240" w:lineRule="auto" w:before="0"/>
       </w:pPr>
       <w:r>
+        <w:rPr>
+          <w:rFonts w:ascii="Arial" w:hAnsi="Arial"/>
+        </w:rPr>
         <w:t>B. Filing the old records alphabetically showed her entrepreneurial skills.</w:t>
       </w:r>
     </w:p>
     <w:p>
       <w:pPr>
-        <w:spacing w:after="20"/>
+        <w:keepNext/>
+        <w:keepLines/>
+        <w:widowControl/>
+        <w:spacing w:after="0" w:line="240" w:lineRule="auto" w:before="0"/>
       </w:pPr>
       <w:r>
+        <w:rPr>
+          <w:rFonts w:ascii="Arial" w:hAnsi="Arial"/>
+        </w:rPr>
         <w:t>C. Arriving at the same time every day showed her entrepreneurial skills.</w:t>
       </w:r>
     </w:p>
     <w:p>
       <w:pPr>
-        <w:spacing w:after="20"/>
+        <w:keepNext/>
+        <w:keepLines/>
+        <w:widowControl/>
+        <w:spacing w:after="0" w:line="240" w:lineRule="auto" w:before="0"/>
       </w:pPr>
       <w:r>
+        <w:rPr>
+          <w:rFonts w:ascii="Arial" w:hAnsi="Arial"/>
+        </w:rPr>
         <w:t>D. Typing the meeting notes without mistakes showed her entrepreneurial skills.</w:t>
       </w:r>
     </w:p>
     <w:p>
       <w:pPr>
-        <w:spacing w:after="20"/>
+        <w:keepNext w:val="0"/>
+        <w:keepLines/>
+        <w:widowControl/>
+        <w:spacing w:after="0" w:line="240" w:lineRule="auto" w:before="0"/>
       </w:pPr>
       <w:r>
+        <w:rPr>
+          <w:rFonts w:ascii="Arial" w:hAnsi="Arial"/>
+        </w:rPr>
         <w:t>E. Finding a new market for the café showed her entrepreneurial skills.</w:t>
       </w:r>
     </w:p>
     <w:p>
+      <w:pPr>
+        <w:keepNext/>
+        <w:keepLines/>
+        <w:widowControl/>
+        <w:spacing w:line="240" w:lineRule="auto" w:before="100" w:after="40"/>
+      </w:pPr>
       <w:r>
+        <w:rPr>
+          <w:rFonts w:ascii="Arial" w:hAnsi="Arial"/>
+          <w:b/>
+        </w:rPr>
         <w:t>7. Which expression is natural in English?</w:t>
       </w:r>
     </w:p>
     <w:p>
       <w:pPr>
-        <w:spacing w:after="20"/>
+        <w:keepNext/>
+        <w:keepLines/>
+        <w:widowControl/>
+        <w:tabs>
+          <w:tab w:pos="5159" w:val="left"/>
+        </w:tabs>
+        <w:spacing w:after="0" w:line="240" w:lineRule="auto" w:before="0"/>
       </w:pPr>
       <w:r>
+        <w:rPr>
+          <w:rFonts w:ascii="Arial" w:hAnsi="Arial"/>
+        </w:rPr>
         <w:t>A. a good influence at</w:t>
       </w:r>
-    </w:p>
-    <w:p>
-      <w:pPr>
-        <w:spacing w:after="20"/>
-      </w:pPr>
       <w:r>
+        <w:tab/>
         <w:t>B. a good influence to</w:t>
       </w:r>
     </w:p>
     <w:p>
       <w:pPr>
-        <w:spacing w:after="20"/>
+        <w:keepNext/>
+        <w:keepLines/>
+        <w:widowControl/>
+        <w:tabs>
+          <w:tab w:pos="5159" w:val="left"/>
+        </w:tabs>
+        <w:spacing w:after="0" w:line="240" w:lineRule="auto" w:before="0"/>
       </w:pPr>
       <w:r>
+        <w:rPr>
+          <w:rFonts w:ascii="Arial" w:hAnsi="Arial"/>
+        </w:rPr>
         <w:t>C. a good influence of</w:t>
       </w:r>
-    </w:p>
-    <w:p>
-      <w:pPr>
-        <w:spacing w:after="20"/>
-      </w:pPr>
       <w:r>
+        <w:tab/>
         <w:t>D. a good influence for</w:t>
       </w:r>
     </w:p>
     <w:p>
       <w:pPr>
-        <w:spacing w:after="20"/>
+        <w:keepNext w:val="0"/>
+        <w:keepLines/>
+        <w:widowControl/>
+        <w:spacing w:after="0" w:line="240" w:lineRule="auto" w:before="0"/>
       </w:pPr>
       <w:r>
+        <w:rPr>
+          <w:rFonts w:ascii="Arial" w:hAnsi="Arial"/>
+        </w:rPr>
         <w:t>E. a good influence on</w:t>
       </w:r>
     </w:p>
     <w:p>
+      <w:pPr>
+        <w:keepNext/>
+        <w:keepLines/>
+        <w:widowControl/>
+        <w:spacing w:line="240" w:lineRule="auto" w:before="100" w:after="40"/>
+      </w:pPr>
       <w:r>
+        <w:rPr>
+          <w:rFonts w:ascii="Arial" w:hAnsi="Arial"/>
+          <w:b/>
+        </w:rPr>
         <w:t>8. Which expression is natural in English?</w:t>
       </w:r>
     </w:p>
     <w:p>
       <w:pPr>
-        <w:spacing w:after="20"/>
+        <w:keepNext/>
+        <w:keepLines/>
+        <w:widowControl/>
+        <w:tabs>
+          <w:tab w:pos="5159" w:val="left"/>
+        </w:tabs>
+        <w:spacing w:after="0" w:line="240" w:lineRule="auto" w:before="0"/>
       </w:pPr>
       <w:r>
+        <w:rPr>
+          <w:rFonts w:ascii="Arial" w:hAnsi="Arial"/>
+        </w:rPr>
         <w:t>A. do a difference</w:t>
       </w:r>
-    </w:p>
-    <w:p>
-      <w:pPr>
-        <w:spacing w:after="20"/>
-      </w:pPr>
       <w:r>
+        <w:tab/>
         <w:t>B. make a difference</w:t>
       </w:r>
     </w:p>
     <w:p>
       <w:pPr>
-        <w:spacing w:after="20"/>
+        <w:keepNext/>
+        <w:keepLines/>
+        <w:widowControl/>
+        <w:tabs>
+          <w:tab w:pos="5159" w:val="left"/>
+        </w:tabs>
+        <w:spacing w:after="0" w:line="240" w:lineRule="auto" w:before="0"/>
       </w:pPr>
       <w:r>
+        <w:rPr>
+          <w:rFonts w:ascii="Arial" w:hAnsi="Arial"/>
+        </w:rPr>
         <w:t>C. take a difference</w:t>
       </w:r>
-    </w:p>
-    <w:p>
-      <w:pPr>
-        <w:spacing w:after="20"/>
-      </w:pPr>
       <w:r>
+        <w:tab/>
         <w:t>D. have a difference</w:t>
       </w:r>
     </w:p>
     <w:p>
       <w:pPr>
-        <w:spacing w:after="20"/>
+        <w:keepNext w:val="0"/>
+        <w:keepLines/>
+        <w:widowControl/>
+        <w:spacing w:after="0" w:line="240" w:lineRule="auto" w:before="0"/>
       </w:pPr>
       <w:r>
+        <w:rPr>
+          <w:rFonts w:ascii="Arial" w:hAnsi="Arial"/>
+        </w:rPr>
         <w:t>E. give a difference</w:t>
       </w:r>
     </w:p>
     <w:p>
+      <w:pPr>
+        <w:pStyle w:val="Heading1"/>
+        <w:keepNext/>
+        <w:keepLines/>
+        <w:widowControl/>
+        <w:spacing w:line="240" w:lineRule="auto" w:before="120" w:after="60"/>
+      </w:pPr>
       <w:r>
-        <w:br w:type="page"/>
-      </w:r>
-    </w:p>
-    <w:p>
-      <w:pPr>
-        <w:pStyle w:val="Heading1"/>
-      </w:pPr>
-      <w:r>
+        <w:rPr>
+          <w:rFonts w:ascii="Arial" w:hAnsi="Arial"/>
+        </w:rPr>
         <w:t>Grammar · 9–16</w:t>
       </w:r>
     </w:p>
     <w:p>
+      <w:pPr>
+        <w:keepNext/>
+        <w:keepLines/>
+        <w:widowControl/>
+        <w:spacing w:line="240" w:lineRule="auto" w:before="100" w:after="40"/>
+      </w:pPr>
       <w:r>
+        <w:rPr>
+          <w:rFonts w:ascii="Arial" w:hAnsi="Arial"/>
+          <w:b/>
+        </w:rPr>
         <w:t>9. Choose the form that completes the sentence: She put off ___ the expensive course until she had compared the alternatives.</w:t>
       </w:r>
     </w:p>
     <w:p>
       <w:pPr>
-        <w:spacing w:after="20"/>
+        <w:keepNext/>
+        <w:keepLines/>
+        <w:widowControl/>
+        <w:tabs>
+          <w:tab w:pos="5159" w:val="left"/>
+        </w:tabs>
+        <w:spacing w:after="0" w:line="240" w:lineRule="auto" w:before="0"/>
       </w:pPr>
       <w:r>
+        <w:rPr>
+          <w:rFonts w:ascii="Arial" w:hAnsi="Arial"/>
+        </w:rPr>
         <w:t>A. enrolling on</w:t>
       </w:r>
-    </w:p>
-    <w:p>
-      <w:pPr>
-        <w:spacing w:after="20"/>
-      </w:pPr>
       <w:r>
+        <w:tab/>
         <w:t>B. enrol on</w:t>
       </w:r>
     </w:p>
     <w:p>
       <w:pPr>
-        <w:spacing w:after="20"/>
+        <w:keepNext/>
+        <w:keepLines/>
+        <w:widowControl/>
+        <w:tabs>
+          <w:tab w:pos="5159" w:val="left"/>
+        </w:tabs>
+        <w:spacing w:after="0" w:line="240" w:lineRule="auto" w:before="0"/>
       </w:pPr>
       <w:r>
+        <w:rPr>
+          <w:rFonts w:ascii="Arial" w:hAnsi="Arial"/>
+        </w:rPr>
         <w:t>C. to enrolling on</w:t>
       </w:r>
-    </w:p>
-    <w:p>
-      <w:pPr>
-        <w:spacing w:after="20"/>
-      </w:pPr>
       <w:r>
+        <w:tab/>
         <w:t>D. to enrol on</w:t>
       </w:r>
     </w:p>
     <w:p>
       <w:pPr>
-        <w:spacing w:after="20"/>
+        <w:keepNext w:val="0"/>
+        <w:keepLines/>
+        <w:widowControl/>
+        <w:spacing w:after="0" w:line="240" w:lineRule="auto" w:before="0"/>
       </w:pPr>
       <w:r>
+        <w:rPr>
+          <w:rFonts w:ascii="Arial" w:hAnsi="Arial"/>
+        </w:rPr>
         <w:t>E. having enrol on</w:t>
       </w:r>
     </w:p>
     <w:p>
+      <w:pPr>
+        <w:keepNext/>
+        <w:keepLines/>
+        <w:widowControl/>
+        <w:spacing w:line="240" w:lineRule="auto" w:before="100" w:after="40"/>
+      </w:pPr>
       <w:r>
+        <w:rPr>
+          <w:rFonts w:ascii="Arial" w:hAnsi="Arial"/>
+          <w:b/>
+        </w:rPr>
         <w:t>10. Choose the form that completes the sentence: We cannot afford ___ a decision that ignores the long-term costs.</w:t>
       </w:r>
     </w:p>
     <w:p>
       <w:pPr>
-        <w:spacing w:after="20"/>
+        <w:keepNext/>
+        <w:keepLines/>
+        <w:widowControl/>
+        <w:tabs>
+          <w:tab w:pos="5159" w:val="left"/>
+        </w:tabs>
+        <w:spacing w:after="0" w:line="240" w:lineRule="auto" w:before="0"/>
       </w:pPr>
       <w:r>
+        <w:rPr>
+          <w:rFonts w:ascii="Arial" w:hAnsi="Arial"/>
+        </w:rPr>
         <w:t>A. make</w:t>
       </w:r>
-    </w:p>
-    <w:p>
-      <w:pPr>
-        <w:spacing w:after="20"/>
-      </w:pPr>
       <w:r>
+        <w:tab/>
         <w:t>B. to making</w:t>
       </w:r>
     </w:p>
     <w:p>
       <w:pPr>
-        <w:spacing w:after="20"/>
+        <w:keepNext/>
+        <w:keepLines/>
+        <w:widowControl/>
+        <w:tabs>
+          <w:tab w:pos="5159" w:val="left"/>
+        </w:tabs>
+        <w:spacing w:after="0" w:line="240" w:lineRule="auto" w:before="0"/>
       </w:pPr>
       <w:r>
+        <w:rPr>
+          <w:rFonts w:ascii="Arial" w:hAnsi="Arial"/>
+        </w:rPr>
         <w:t>C. to make</w:t>
       </w:r>
-    </w:p>
-    <w:p>
-      <w:pPr>
-        <w:spacing w:after="20"/>
-      </w:pPr>
       <w:r>
+        <w:tab/>
         <w:t>D. having make</w:t>
       </w:r>
     </w:p>
     <w:p>
       <w:pPr>
-        <w:spacing w:after="20"/>
+        <w:keepNext w:val="0"/>
+        <w:keepLines/>
+        <w:widowControl/>
+        <w:spacing w:after="0" w:line="240" w:lineRule="auto" w:before="0"/>
       </w:pPr>
       <w:r>
+        <w:rPr>
+          <w:rFonts w:ascii="Arial" w:hAnsi="Arial"/>
+        </w:rPr>
         <w:t>E. making</w:t>
       </w:r>
     </w:p>
     <w:p>
+      <w:pPr>
+        <w:keepNext/>
+        <w:keepLines/>
+        <w:widowControl/>
+        <w:spacing w:line="240" w:lineRule="auto" w:before="100" w:after="40"/>
+      </w:pPr>
       <w:r>
+        <w:rPr>
+          <w:rFonts w:ascii="Arial" w:hAnsi="Arial"/>
+          <w:b/>
+        </w:rPr>
         <w:t>11. Choose the correct completion: She was the first applicant ___ a workable solution.</w:t>
       </w:r>
     </w:p>
     <w:p>
       <w:pPr>
-        <w:spacing w:after="20"/>
+        <w:keepNext/>
+        <w:keepLines/>
+        <w:widowControl/>
+        <w:tabs>
+          <w:tab w:pos="5159" w:val="left"/>
+        </w:tabs>
+        <w:spacing w:after="0" w:line="240" w:lineRule="auto" w:before="0"/>
       </w:pPr>
       <w:r>
+        <w:rPr>
+          <w:rFonts w:ascii="Arial" w:hAnsi="Arial"/>
+        </w:rPr>
         <w:t>A. to proposing</w:t>
       </w:r>
-    </w:p>
-    <w:p>
-      <w:pPr>
-        <w:spacing w:after="20"/>
-      </w:pPr>
       <w:r>
+        <w:tab/>
         <w:t>B. to propose</w:t>
       </w:r>
     </w:p>
     <w:p>
       <w:pPr>
-        <w:spacing w:after="20"/>
+        <w:keepNext/>
+        <w:keepLines/>
+        <w:widowControl/>
+        <w:tabs>
+          <w:tab w:pos="5159" w:val="left"/>
+        </w:tabs>
+        <w:spacing w:after="0" w:line="240" w:lineRule="auto" w:before="0"/>
       </w:pPr>
       <w:r>
+        <w:rPr>
+          <w:rFonts w:ascii="Arial" w:hAnsi="Arial"/>
+        </w:rPr>
         <w:t>C. propose</w:t>
       </w:r>
-    </w:p>
-    <w:p>
-      <w:pPr>
-        <w:spacing w:after="20"/>
-      </w:pPr>
       <w:r>
+        <w:tab/>
         <w:t>D. having propose</w:t>
       </w:r>
     </w:p>
     <w:p>
       <w:pPr>
-        <w:spacing w:after="20"/>
+        <w:keepNext w:val="0"/>
+        <w:keepLines/>
+        <w:widowControl/>
+        <w:spacing w:after="0" w:line="240" w:lineRule="auto" w:before="0"/>
       </w:pPr>
       <w:r>
+        <w:rPr>
+          <w:rFonts w:ascii="Arial" w:hAnsi="Arial"/>
+        </w:rPr>
         <w:t>E. proposing</w:t>
       </w:r>
     </w:p>
     <w:p>
+      <w:pPr>
+        <w:keepNext/>
+        <w:keepLines/>
+        <w:widowControl/>
+        <w:spacing w:line="240" w:lineRule="auto" w:before="100" w:after="40"/>
+      </w:pPr>
       <w:r>
+        <w:rPr>
+          <w:rFonts w:ascii="Arial" w:hAnsi="Arial"/>
+          <w:b/>
+        </w:rPr>
         <w:t>12. He remembered locking the office before leaving. What does this mean?</w:t>
       </w:r>
     </w:p>
     <w:p>
       <w:pPr>
-        <w:spacing w:after="20"/>
+        <w:keepNext/>
+        <w:keepLines/>
+        <w:widowControl/>
+        <w:spacing w:after="0" w:line="240" w:lineRule="auto" w:before="0"/>
       </w:pPr>
       <w:r>
+        <w:rPr>
+          <w:rFonts w:ascii="Arial" w:hAnsi="Arial"/>
+        </w:rPr>
         <w:t>A. He reminded himself to lock the office later.</w:t>
       </w:r>
     </w:p>
     <w:p>
       <w:pPr>
-        <w:spacing w:after="20"/>
+        <w:keepNext/>
+        <w:keepLines/>
+        <w:widowControl/>
+        <w:spacing w:after="0" w:line="240" w:lineRule="auto" w:before="0"/>
       </w:pPr>
       <w:r>
+        <w:rPr>
+          <w:rFonts w:ascii="Arial" w:hAnsi="Arial"/>
+        </w:rPr>
         <w:t>B. He stopped locking the office regularly.</w:t>
       </w:r>
     </w:p>
     <w:p>
       <w:pPr>
-        <w:spacing w:after="20"/>
+        <w:keepNext/>
+        <w:keepLines/>
+        <w:widowControl/>
+        <w:spacing w:after="0" w:line="240" w:lineRule="auto" w:before="0"/>
       </w:pPr>
       <w:r>
+        <w:rPr>
+          <w:rFonts w:ascii="Arial" w:hAnsi="Arial"/>
+        </w:rPr>
         <w:t>C. He arranged for another person to lock it.</w:t>
       </w:r>
     </w:p>
     <w:p>
       <w:pPr>
-        <w:spacing w:after="20"/>
+        <w:keepNext/>
+        <w:keepLines/>
+        <w:widowControl/>
+        <w:spacing w:after="0" w:line="240" w:lineRule="auto" w:before="0"/>
       </w:pPr>
       <w:r>
+        <w:rPr>
+          <w:rFonts w:ascii="Arial" w:hAnsi="Arial"/>
+        </w:rPr>
         <w:t>D. He recalled an action that had already happened.</w:t>
       </w:r>
     </w:p>
     <w:p>
       <w:pPr>
-        <w:spacing w:after="20"/>
+        <w:keepNext w:val="0"/>
+        <w:keepLines/>
+        <w:widowControl/>
+        <w:spacing w:after="0" w:line="240" w:lineRule="auto" w:before="0"/>
       </w:pPr>
       <w:r>
+        <w:rPr>
+          <w:rFonts w:ascii="Arial" w:hAnsi="Arial"/>
+        </w:rPr>
         <w:t>E. He forgot to lock the office.</w:t>
       </w:r>
     </w:p>
     <w:p>
+      <w:pPr>
+        <w:keepNext/>
+        <w:keepLines/>
+        <w:widowControl/>
+        <w:spacing w:line="240" w:lineRule="auto" w:before="100" w:after="40"/>
+      </w:pPr>
       <w:r>
+        <w:rPr>
+          <w:rFonts w:ascii="Arial" w:hAnsi="Arial"/>
+          <w:b/>
+        </w:rPr>
         <w:t>13. Choose the correct completion: If I ___ a more reliable income now, I would be less anxious about changing careers.</w:t>
       </w:r>
     </w:p>
     <w:p>
       <w:pPr>
-        <w:spacing w:after="20"/>
+        <w:keepNext/>
+        <w:keepLines/>
+        <w:widowControl/>
+        <w:tabs>
+          <w:tab w:pos="5159" w:val="left"/>
+        </w:tabs>
+        <w:spacing w:after="0" w:line="240" w:lineRule="auto" w:before="0"/>
       </w:pPr>
       <w:r>
+        <w:rPr>
+          <w:rFonts w:ascii="Arial" w:hAnsi="Arial"/>
+        </w:rPr>
         <w:t>A. would have</w:t>
       </w:r>
-    </w:p>
-    <w:p>
-      <w:pPr>
-        <w:spacing w:after="20"/>
-      </w:pPr>
       <w:r>
+        <w:tab/>
         <w:t>B. have</w:t>
       </w:r>
     </w:p>
     <w:p>
       <w:pPr>
-        <w:spacing w:after="20"/>
+        <w:keepNext/>
+        <w:keepLines/>
+        <w:widowControl/>
+        <w:tabs>
+          <w:tab w:pos="5159" w:val="left"/>
+        </w:tabs>
+        <w:spacing w:after="0" w:line="240" w:lineRule="auto" w:before="0"/>
       </w:pPr>
       <w:r>
+        <w:rPr>
+          <w:rFonts w:ascii="Arial" w:hAnsi="Arial"/>
+        </w:rPr>
         <w:t>C. had</w:t>
       </w:r>
-    </w:p>
-    <w:p>
-      <w:pPr>
-        <w:spacing w:after="20"/>
-      </w:pPr>
       <w:r>
+        <w:tab/>
         <w:t>D. had had</w:t>
       </w:r>
     </w:p>
     <w:p>
       <w:pPr>
-        <w:spacing w:after="20"/>
+        <w:keepNext w:val="0"/>
+        <w:keepLines/>
+        <w:widowControl/>
+        <w:spacing w:after="0" w:line="240" w:lineRule="auto" w:before="0"/>
       </w:pPr>
       <w:r>
+        <w:rPr>
+          <w:rFonts w:ascii="Arial" w:hAnsi="Arial"/>
+        </w:rPr>
         <w:t>E. will have</w:t>
       </w:r>
     </w:p>
     <w:p>
+      <w:pPr>
+        <w:keepNext/>
+        <w:keepLines/>
+        <w:widowControl/>
+        <w:spacing w:line="240" w:lineRule="auto" w:before="100" w:after="40"/>
+      </w:pPr>
       <w:r>
+        <w:rPr>
+          <w:rFonts w:ascii="Arial" w:hAnsi="Arial"/>
+          <w:b/>
+        </w:rPr>
         <w:t>14. Choose the correct completion: If she had read the reviews, she ___ the unsuitable product last week.</w:t>
       </w:r>
     </w:p>
     <w:p>
       <w:pPr>
-        <w:spacing w:after="20"/>
+        <w:keepNext/>
+        <w:keepLines/>
+        <w:widowControl/>
+        <w:tabs>
+          <w:tab w:pos="5159" w:val="left"/>
+        </w:tabs>
+        <w:spacing w:after="0" w:line="240" w:lineRule="auto" w:before="0"/>
       </w:pPr>
       <w:r>
+        <w:rPr>
+          <w:rFonts w:ascii="Arial" w:hAnsi="Arial"/>
+        </w:rPr>
         <w:t>A. will not have bought</w:t>
       </w:r>
-    </w:p>
-    <w:p>
-      <w:pPr>
-        <w:spacing w:after="20"/>
-      </w:pPr>
       <w:r>
+        <w:tab/>
         <w:t>B. would not buy</w:t>
       </w:r>
     </w:p>
     <w:p>
       <w:pPr>
-        <w:spacing w:after="20"/>
+        <w:keepNext/>
+        <w:keepLines/>
+        <w:widowControl/>
+        <w:tabs>
+          <w:tab w:pos="5159" w:val="left"/>
+        </w:tabs>
+        <w:spacing w:after="0" w:line="240" w:lineRule="auto" w:before="0"/>
       </w:pPr>
       <w:r>
+        <w:rPr>
+          <w:rFonts w:ascii="Arial" w:hAnsi="Arial"/>
+        </w:rPr>
         <w:t>C. did not buy</w:t>
       </w:r>
-    </w:p>
-    <w:p>
-      <w:pPr>
-        <w:spacing w:after="20"/>
-      </w:pPr>
       <w:r>
+        <w:tab/>
         <w:t>D. would not have bought</w:t>
       </w:r>
     </w:p>
     <w:p>
       <w:pPr>
-        <w:spacing w:after="20"/>
+        <w:keepNext w:val="0"/>
+        <w:keepLines/>
+        <w:widowControl/>
+        <w:spacing w:after="0" w:line="240" w:lineRule="auto" w:before="0"/>
       </w:pPr>
       <w:r>
+        <w:rPr>
+          <w:rFonts w:ascii="Arial" w:hAnsi="Arial"/>
+        </w:rPr>
         <w:t>E. had not bought</w:t>
       </w:r>
     </w:p>
     <w:p>
+      <w:pPr>
+        <w:keepNext/>
+        <w:keepLines/>
+        <w:widowControl/>
+        <w:spacing w:line="240" w:lineRule="auto" w:before="100" w:after="40"/>
+      </w:pPr>
       <w:r>
+        <w:rPr>
+          <w:rFonts w:ascii="Arial" w:hAnsi="Arial"/>
+          <w:b/>
+        </w:rPr>
         <w:t>15. Choose the sentence in which will after if expresses willingness rather than a predicted future event.</w:t>
       </w:r>
     </w:p>
     <w:p>
       <w:pPr>
-        <w:spacing w:after="20"/>
+        <w:keepNext/>
+        <w:keepLines/>
+        <w:widowControl/>
+        <w:spacing w:after="0" w:line="240" w:lineRule="auto" w:before="0"/>
       </w:pPr>
       <w:r>
+        <w:rPr>
+          <w:rFonts w:ascii="Arial" w:hAnsi="Arial"/>
+        </w:rPr>
         <w:t>A. If the price will fall tomorrow, I will buy it.</w:t>
       </w:r>
     </w:p>
     <w:p>
       <w:pPr>
-        <w:spacing w:after="20"/>
+        <w:keepNext/>
+        <w:keepLines/>
+        <w:widowControl/>
+        <w:spacing w:after="0" w:line="240" w:lineRule="auto" w:before="0"/>
       </w:pPr>
       <w:r>
+        <w:rPr>
+          <w:rFonts w:ascii="Arial" w:hAnsi="Arial"/>
+        </w:rPr>
         <w:t>B. If the delivery will arrive late, I will complain.</w:t>
       </w:r>
     </w:p>
     <w:p>
       <w:pPr>
-        <w:spacing w:after="20"/>
+        <w:keepNext/>
+        <w:keepLines/>
+        <w:widowControl/>
+        <w:spacing w:after="0" w:line="240" w:lineRule="auto" w:before="0"/>
       </w:pPr>
       <w:r>
+        <w:rPr>
+          <w:rFonts w:ascii="Arial" w:hAnsi="Arial"/>
+        </w:rPr>
         <w:t>C. If it will rain tonight, we will cancel.</w:t>
       </w:r>
     </w:p>
     <w:p>
       <w:pPr>
-        <w:spacing w:after="20"/>
+        <w:keepNext/>
+        <w:keepLines/>
+        <w:widowControl/>
+        <w:spacing w:after="0" w:line="240" w:lineRule="auto" w:before="0"/>
       </w:pPr>
       <w:r>
+        <w:rPr>
+          <w:rFonts w:ascii="Arial" w:hAnsi="Arial"/>
+        </w:rPr>
         <w:t>D. If you will wait here, I will speak to the manager.</w:t>
       </w:r>
     </w:p>
     <w:p>
       <w:pPr>
-        <w:spacing w:after="20"/>
+        <w:keepNext w:val="0"/>
+        <w:keepLines/>
+        <w:widowControl/>
+        <w:spacing w:after="0" w:line="240" w:lineRule="auto" w:before="0"/>
       </w:pPr>
       <w:r>
+        <w:rPr>
+          <w:rFonts w:ascii="Arial" w:hAnsi="Arial"/>
+        </w:rPr>
         <w:t>E. If the shop will close at six, I will go earlier.</w:t>
       </w:r>
     </w:p>
     <w:p>
+      <w:pPr>
+        <w:keepNext/>
+        <w:keepLines/>
+        <w:widowControl/>
+        <w:spacing w:line="240" w:lineRule="auto" w:before="100" w:after="40"/>
+      </w:pPr>
       <w:r>
+        <w:rPr>
+          <w:rFonts w:ascii="Arial" w:hAnsi="Arial"/>
+          <w:b/>
+        </w:rPr>
         <w:t>16. Choose the correct completion: She accepted ___ offer because it was ___ only one that included training.</w:t>
       </w:r>
     </w:p>
     <w:p>
       <w:pPr>
-        <w:spacing w:after="20"/>
+        <w:keepNext/>
+        <w:keepLines/>
+        <w:widowControl/>
+        <w:tabs>
+          <w:tab w:pos="5159" w:val="left"/>
+        </w:tabs>
+        <w:spacing w:after="0" w:line="240" w:lineRule="auto" w:before="0"/>
       </w:pPr>
       <w:r>
+        <w:rPr>
+          <w:rFonts w:ascii="Arial" w:hAnsi="Arial"/>
+        </w:rPr>
         <w:t>A. an / an</w:t>
       </w:r>
-    </w:p>
-    <w:p>
-      <w:pPr>
-        <w:spacing w:after="20"/>
-      </w:pPr>
       <w:r>
+        <w:tab/>
         <w:t>B. a / the</w:t>
       </w:r>
     </w:p>
     <w:p>
       <w:pPr>
-        <w:spacing w:after="20"/>
+        <w:keepNext/>
+        <w:keepLines/>
+        <w:widowControl/>
+        <w:tabs>
+          <w:tab w:pos="5159" w:val="left"/>
+        </w:tabs>
+        <w:spacing w:after="0" w:line="240" w:lineRule="auto" w:before="0"/>
       </w:pPr>
       <w:r>
+        <w:rPr>
+          <w:rFonts w:ascii="Arial" w:hAnsi="Arial"/>
+        </w:rPr>
         <w:t>C. an / the</w:t>
       </w:r>
-    </w:p>
-    <w:p>
-      <w:pPr>
-        <w:spacing w:after="20"/>
-      </w:pPr>
       <w:r>
+        <w:tab/>
         <w:t>D. the / an</w:t>
       </w:r>
     </w:p>
     <w:p>
       <w:pPr>
-        <w:spacing w:after="20"/>
+        <w:keepNext w:val="0"/>
+        <w:keepLines/>
+        <w:widowControl/>
+        <w:spacing w:after="0" w:line="240" w:lineRule="auto" w:before="0"/>
       </w:pPr>
       <w:r>
+        <w:rPr>
+          <w:rFonts w:ascii="Arial" w:hAnsi="Arial"/>
+        </w:rPr>
         <w:t>E. the / a</w:t>
       </w:r>
     </w:p>
     <w:p>
+      <w:pPr>
+        <w:pStyle w:val="Heading1"/>
+        <w:keepNext/>
+        <w:keepLines/>
+        <w:widowControl/>
+        <w:spacing w:line="240" w:lineRule="auto" w:before="120" w:after="60"/>
+      </w:pPr>
       <w:r>
-        <w:br w:type="page"/>
-      </w:r>
-    </w:p>
-    <w:p>
-      <w:pPr>
-        <w:pStyle w:val="Heading1"/>
-      </w:pPr>
-      <w:r>
+        <w:rPr>
+          <w:rFonts w:ascii="Arial" w:hAnsi="Arial"/>
+        </w:rPr>
         <w:t>Group-specific vocabulary · 17–20</w:t>
       </w:r>
     </w:p>
     <w:p>
+      <w:pPr>
+        <w:keepNext/>
+        <w:keepLines/>
+        <w:widowControl/>
+        <w:spacing w:line="240" w:lineRule="auto" w:before="100" w:after="40"/>
+      </w:pPr>
       <w:r>
+        <w:rPr>
+          <w:rFonts w:ascii="Arial" w:hAnsi="Arial"/>
+          <w:b/>
+        </w:rPr>
         <w:t>17. Which sentence uses “barista” correctly in meaning and usage?</w:t>
       </w:r>
     </w:p>
     <w:p>
       <w:pPr>
-        <w:spacing w:after="20"/>
+        <w:keepNext/>
+        <w:keepLines/>
+        <w:widowControl/>
+        <w:spacing w:after="0" w:line="240" w:lineRule="auto" w:before="0"/>
       </w:pPr>
       <w:r>
+        <w:rPr>
+          <w:rFonts w:ascii="Arial" w:hAnsi="Arial"/>
+        </w:rPr>
         <w:t>A. The barista designed the café’s building as his main job.</w:t>
       </w:r>
     </w:p>
     <w:p>
       <w:pPr>
-        <w:spacing w:after="20"/>
+        <w:keepNext/>
+        <w:keepLines/>
+        <w:widowControl/>
+        <w:spacing w:after="0" w:line="240" w:lineRule="auto" w:before="0"/>
       </w:pPr>
       <w:r>
+        <w:rPr>
+          <w:rFonts w:ascii="Arial" w:hAnsi="Arial"/>
+        </w:rPr>
         <w:t>B. The barista adjusted the grinder and prepared the espresso.</w:t>
       </w:r>
     </w:p>
     <w:p>
       <w:pPr>
-        <w:spacing w:after="20"/>
+        <w:keepNext/>
+        <w:keepLines/>
+        <w:widowControl/>
+        <w:spacing w:after="0" w:line="240" w:lineRule="auto" w:before="0"/>
       </w:pPr>
       <w:r>
+        <w:rPr>
+          <w:rFonts w:ascii="Arial" w:hAnsi="Arial"/>
+        </w:rPr>
         <w:t>C. The barista represented the café in court as her main job.</w:t>
       </w:r>
     </w:p>
     <w:p>
       <w:pPr>
-        <w:spacing w:after="20"/>
+        <w:keepNext/>
+        <w:keepLines/>
+        <w:widowControl/>
+        <w:spacing w:after="0" w:line="240" w:lineRule="auto" w:before="0"/>
       </w:pPr>
       <w:r>
+        <w:rPr>
+          <w:rFonts w:ascii="Arial" w:hAnsi="Arial"/>
+        </w:rPr>
         <w:t>D. The barista approved the restaurant’s annual accounts.</w:t>
       </w:r>
     </w:p>
     <w:p>
       <w:pPr>
-        <w:spacing w:after="20"/>
+        <w:keepNext w:val="0"/>
+        <w:keepLines/>
+        <w:widowControl/>
+        <w:spacing w:after="0" w:line="240" w:lineRule="auto" w:before="0"/>
       </w:pPr>
       <w:r>
+        <w:rPr>
+          <w:rFonts w:ascii="Arial" w:hAnsi="Arial"/>
+        </w:rPr>
         <w:t>E. The barista repaired the café’s plumbing as her main job.</w:t>
       </w:r>
     </w:p>
     <w:p>
+      <w:pPr>
+        <w:keepNext/>
+        <w:keepLines/>
+        <w:widowControl/>
+        <w:spacing w:line="240" w:lineRule="auto" w:before="100" w:after="40"/>
+      </w:pPr>
       <w:r>
+        <w:rPr>
+          <w:rFonts w:ascii="Arial" w:hAnsi="Arial"/>
+          <w:b/>
+        </w:rPr>
         <w:t>18. Which sentence uses “refund” correctly in meaning and usage?</w:t>
       </w:r>
     </w:p>
     <w:p>
       <w:pPr>
-        <w:spacing w:after="20"/>
+        <w:keepNext/>
+        <w:keepLines/>
+        <w:widowControl/>
+        <w:spacing w:after="0" w:line="240" w:lineRule="auto" w:before="0"/>
       </w:pPr>
       <w:r>
+        <w:rPr>
+          <w:rFonts w:ascii="Arial" w:hAnsi="Arial"/>
+        </w:rPr>
         <w:t>A. The shop gave me a refund, returning the money I had paid.</w:t>
       </w:r>
     </w:p>
     <w:p>
       <w:pPr>
-        <w:spacing w:after="20"/>
+        <w:keepNext/>
+        <w:keepLines/>
+        <w:widowControl/>
+        <w:spacing w:after="0" w:line="240" w:lineRule="auto" w:before="0"/>
       </w:pPr>
       <w:r>
+        <w:rPr>
+          <w:rFonts w:ascii="Arial" w:hAnsi="Arial"/>
+        </w:rPr>
         <w:t>B. The shop gave me a refund by accepting a deposit before the purchase.</w:t>
       </w:r>
     </w:p>
     <w:p>
       <w:pPr>
-        <w:spacing w:after="20"/>
+        <w:keepNext/>
+        <w:keepLines/>
+        <w:widowControl/>
+        <w:spacing w:after="0" w:line="240" w:lineRule="auto" w:before="0"/>
       </w:pPr>
       <w:r>
+        <w:rPr>
+          <w:rFonts w:ascii="Arial" w:hAnsi="Arial"/>
+        </w:rPr>
         <w:t>C. The shop gave me a refund by charging a fee for delivery.</w:t>
       </w:r>
     </w:p>
     <w:p>
       <w:pPr>
-        <w:spacing w:after="20"/>
+        <w:keepNext/>
+        <w:keepLines/>
+        <w:widowControl/>
+        <w:spacing w:after="0" w:line="240" w:lineRule="auto" w:before="0"/>
       </w:pPr>
       <w:r>
+        <w:rPr>
+          <w:rFonts w:ascii="Arial" w:hAnsi="Arial"/>
+        </w:rPr>
         <w:t>D. The shop gave me a refund by lending me money to buy a flat.</w:t>
       </w:r>
     </w:p>
     <w:p>
       <w:pPr>
-        <w:spacing w:after="20"/>
+        <w:keepNext w:val="0"/>
+        <w:keepLines/>
+        <w:widowControl/>
+        <w:spacing w:after="0" w:line="240" w:lineRule="auto" w:before="0"/>
       </w:pPr>
       <w:r>
+        <w:rPr>
+          <w:rFonts w:ascii="Arial" w:hAnsi="Arial"/>
+        </w:rPr>
         <w:t>E. The shop gave me a refund by reducing the price before I bought anything.</w:t>
       </w:r>
     </w:p>
     <w:p>
+      <w:pPr>
+        <w:keepNext/>
+        <w:keepLines/>
+        <w:widowControl/>
+        <w:spacing w:line="240" w:lineRule="auto" w:before="100" w:after="40"/>
+      </w:pPr>
       <w:r>
+        <w:rPr>
+          <w:rFonts w:ascii="Arial" w:hAnsi="Arial"/>
+          <w:b/>
+        </w:rPr>
         <w:t>19. Which sentence uses “cohesion” correctly in meaning and usage?</w:t>
       </w:r>
     </w:p>
     <w:p>
       <w:pPr>
-        <w:spacing w:after="20"/>
+        <w:keepNext/>
+        <w:keepLines/>
+        <w:widowControl/>
+        <w:spacing w:after="0" w:line="240" w:lineRule="auto" w:before="0"/>
       </w:pPr>
       <w:r>
+        <w:rPr>
+          <w:rFonts w:ascii="Arial" w:hAnsi="Arial"/>
+        </w:rPr>
         <w:t>A. Adding more advanced words automatically ensured cohesion even though no sentences were linked.</w:t>
       </w:r>
     </w:p>
     <w:p>
       <w:pPr>
-        <w:spacing w:after="20"/>
+        <w:keepNext/>
+        <w:keepLines/>
+        <w:widowControl/>
+        <w:spacing w:after="0" w:line="240" w:lineRule="auto" w:before="0"/>
       </w:pPr>
       <w:r>
+        <w:rPr>
+          <w:rFonts w:ascii="Arial" w:hAnsi="Arial"/>
+        </w:rPr>
         <w:t>B. Making the writer’s opinion more original improved cohesion without changing any sentence links.</w:t>
       </w:r>
     </w:p>
     <w:p>
       <w:pPr>
-        <w:spacing w:after="20"/>
+        <w:keepNext/>
+        <w:keepLines/>
+        <w:widowControl/>
+        <w:spacing w:after="0" w:line="240" w:lineRule="auto" w:before="0"/>
       </w:pPr>
       <w:r>
+        <w:rPr>
+          <w:rFonts w:ascii="Arial" w:hAnsi="Arial"/>
+        </w:rPr>
         <w:t>C. Adding clear pronoun references and linking expressions improved the text’s cohesion.</w:t>
       </w:r>
     </w:p>
     <w:p>
       <w:pPr>
-        <w:spacing w:after="20"/>
+        <w:keepNext/>
+        <w:keepLines/>
+        <w:widowControl/>
+        <w:spacing w:after="0" w:line="240" w:lineRule="auto" w:before="0"/>
       </w:pPr>
       <w:r>
+        <w:rPr>
+          <w:rFonts w:ascii="Arial" w:hAnsi="Arial"/>
+        </w:rPr>
         <w:t>D. Correcting the essay’s contradictory conclusion improved its cohesion, without changing how its sentences were linked.</w:t>
       </w:r>
     </w:p>
     <w:p>
       <w:pPr>
-        <w:spacing w:after="20"/>
+        <w:keepNext w:val="0"/>
+        <w:keepLines/>
+        <w:widowControl/>
+        <w:spacing w:after="0" w:line="240" w:lineRule="auto" w:before="0"/>
       </w:pPr>
       <w:r>
+        <w:rPr>
+          <w:rFonts w:ascii="Arial" w:hAnsi="Arial"/>
+        </w:rPr>
         <w:t>E. Printing the essay in a larger font improved its cohesion.</w:t>
       </w:r>
     </w:p>
     <w:p>
+      <w:pPr>
+        <w:keepNext/>
+        <w:keepLines/>
+        <w:widowControl/>
+        <w:spacing w:line="240" w:lineRule="auto" w:before="100" w:after="40"/>
+      </w:pPr>
       <w:r>
+        <w:rPr>
+          <w:rFonts w:ascii="Arial" w:hAnsi="Arial"/>
+          <w:b/>
+        </w:rPr>
         <w:t>20. Which sentence uses “coherence” correctly in meaning and usage?</w:t>
       </w:r>
     </w:p>
     <w:p>
       <w:pPr>
-        <w:spacing w:after="20"/>
+        <w:keepNext/>
+        <w:keepLines/>
+        <w:widowControl/>
+        <w:spacing w:after="0" w:line="240" w:lineRule="auto" w:before="0"/>
       </w:pPr>
       <w:r>
+        <w:rPr>
+          <w:rFonts w:ascii="Arial" w:hAnsi="Arial"/>
+        </w:rPr>
         <w:t>A. Removing the contradiction between the argument and conclusion improved coherence.</w:t>
       </w:r>
     </w:p>
     <w:p>
       <w:pPr>
-        <w:spacing w:after="20"/>
+        <w:keepNext/>
+        <w:keepLines/>
+        <w:widowControl/>
+        <w:spacing w:after="0" w:line="240" w:lineRule="auto" w:before="0"/>
       </w:pPr>
       <w:r>
+        <w:rPr>
+          <w:rFonts w:ascii="Arial" w:hAnsi="Arial"/>
+        </w:rPr>
         <w:t>B. Adding random linking words ensured coherence even though the argument still contradicted itself.</w:t>
       </w:r>
     </w:p>
     <w:p>
       <w:pPr>
-        <w:spacing w:after="20"/>
+        <w:keepNext/>
+        <w:keepLines/>
+        <w:widowControl/>
+        <w:spacing w:after="0" w:line="240" w:lineRule="auto" w:before="0"/>
       </w:pPr>
       <w:r>
+        <w:rPr>
+          <w:rFonts w:ascii="Arial" w:hAnsi="Arial"/>
+        </w:rPr>
         <w:t>C. Increasing the font size improved the argument’s coherence.</w:t>
       </w:r>
     </w:p>
     <w:p>
       <w:pPr>
-        <w:spacing w:after="20"/>
+        <w:keepNext/>
+        <w:keepLines/>
+        <w:widowControl/>
+        <w:spacing w:after="0" w:line="240" w:lineRule="auto" w:before="0"/>
       </w:pPr>
       <w:r>
+        <w:rPr>
+          <w:rFonts w:ascii="Arial" w:hAnsi="Arial"/>
+        </w:rPr>
         <w:t>D. Adding longer words ensured coherence without correcting the contradictory argument.</w:t>
       </w:r>
     </w:p>
     <w:p>
       <w:pPr>
-        <w:spacing w:after="20"/>
+        <w:keepNext w:val="0"/>
+        <w:keepLines/>
+        <w:widowControl/>
+        <w:spacing w:after="0" w:line="240" w:lineRule="auto" w:before="0"/>
       </w:pPr>
       <w:r>
+        <w:rPr>
+          <w:rFonts w:ascii="Arial" w:hAnsi="Arial"/>
+        </w:rPr>
         <w:t>E. Replacing every noun with a pronoun ensured coherence even though the argument remained illogical.</w:t>
       </w:r>
     </w:p>
     <w:p>
       <w:pPr>
         <w:pStyle w:val="Heading1"/>
+        <w:keepNext/>
+        <w:keepLines/>
+        <w:widowControl/>
+        <w:spacing w:line="240" w:lineRule="auto" w:before="120" w:after="60"/>
       </w:pPr>
       <w:r>
+        <w:rPr>
+          <w:rFonts w:ascii="Arial" w:hAnsi="Arial"/>
+        </w:rPr>
         <w:t>Essay · about 250 words</w:t>
       </w:r>
     </w:p>
     <w:p>
+      <w:pPr>
+        <w:keepLines/>
+        <w:widowControl/>
+        <w:spacing w:line="240" w:lineRule="auto" w:before="0" w:after="40"/>
+      </w:pPr>
       <w:r>
+        <w:rPr>
+          <w:rFonts w:ascii="Arial" w:hAnsi="Arial"/>
+        </w:rPr>
         <w:t>Choose ONE topic. Write about 250 words (recommended range: 225–275). Consider both perspectives, support your ideas with examples and give a reasoned conclusion. Use your own words. Do not use AI or copy task sentences or the reading preview. General or invented examples are welcome; personal disclosure is not required.</w:t>
       </w:r>
     </w:p>
     <w:p>
+      <w:pPr>
+        <w:keepNext w:val="0"/>
+        <w:keepLines/>
+        <w:widowControl/>
+        <w:spacing w:line="240" w:lineRule="auto" w:before="100" w:after="40"/>
+      </w:pPr>
       <w:r>
+        <w:rPr>
+          <w:rFonts w:ascii="Arial" w:hAnsi="Arial"/>
+        </w:rPr>
         <w:t>1. Meaningful work matters more than a high salary. To what extent do you agree?</w:t>
       </w:r>
     </w:p>
     <w:p>
+      <w:pPr>
+        <w:keepNext w:val="0"/>
+        <w:keepLines/>
+        <w:widowControl/>
+        <w:spacing w:line="240" w:lineRule="auto" w:before="100" w:after="40"/>
+      </w:pPr>
       <w:r>
+        <w:rPr>
+          <w:rFonts w:ascii="Arial" w:hAnsi="Arial"/>
+        </w:rPr>
         <w:t>2. Having more choices does not always make people happier. Discuss the advantages and disadvantages of a wide range of choices.</w:t>
       </w:r>
     </w:p>
     <w:p>
+      <w:pPr>
+        <w:keepNext w:val="0"/>
+        <w:keepLines/>
+        <w:widowControl/>
+        <w:spacing w:line="240" w:lineRule="auto" w:before="100" w:after="40"/>
+      </w:pPr>
       <w:r>
+        <w:rPr>
+          <w:rFonts w:ascii="Arial" w:hAnsi="Arial"/>
+        </w:rPr>
         <w:t>3. Companies should take responsibility for encouraging impulsive purchases. To what extent do you agree?</w:t>
       </w:r>
     </w:p>
     <w:p>
+      <w:pPr>
+        <w:keepNext w:val="0"/>
+        <w:keepLines/>
+        <w:widowControl/>
+        <w:spacing w:line="240" w:lineRule="auto" w:before="100" w:after="40"/>
+      </w:pPr>
       <w:r>
+        <w:rPr>
+          <w:rFonts w:ascii="Arial" w:hAnsi="Arial"/>
+        </w:rPr>
         <w:t>4. Paying people for small favours can damage relationships. Discuss both perspectives.</w:t>
       </w:r>
     </w:p>
     <w:p>
+      <w:pPr>
+        <w:keepLines/>
+        <w:widowControl/>
+        <w:spacing w:line="240" w:lineRule="auto" w:before="0" w:after="40"/>
+      </w:pPr>
       <w:r>
+        <w:rPr>
+          <w:rFonts w:ascii="Arial" w:hAnsi="Arial"/>
+        </w:rPr>
         <w:t>Write your essay on the separate essay sheet. Only the research participation box may be filled in on this question paper; use ZipGrade for answers 1–20.</w:t>
       </w:r>
     </w:p>
     <w:sectPr>
       <w:pgSz w:w="11906" w:h="16838"/>
-      <w:pgMar w:top="737" w:right="907" w:bottom="737" w:left="907" w:header="720" w:footer="720" w:gutter="0"/>
+      <w:pgMar w:top="652" w:right="709" w:bottom="652" w:left="709" w:header="283" w:footer="283" w:gutter="0"/>
       <w:cols w:space="720"/>
       <w:docGrid w:linePitch="360"/>
     </w:sectPr>
@@ -1413,11 +2167,11 @@
     <w:qFormat/>
     <w:rsid w:val="00FC693F"/>
     <w:pPr>
-      <w:spacing w:after="100"/>
+      <w:spacing w:after="40" w:line="240" w:lineRule="auto"/>
     </w:pPr>
     <w:rPr>
-      <w:rFonts w:ascii="Calibri" w:hAnsi="Calibri"/>
-      <w:sz w:val="21"/>
+      <w:rFonts w:ascii="Arial" w:hAnsi="Arial"/>
+      <w:sz w:val="22"/>
     </w:rPr>
   </w:style>
   <w:style w:type="paragraph" w:styleId="Header">
@@ -1475,15 +2229,15 @@
     <w:pPr>
       <w:keepNext/>
       <w:keepLines/>
-      <w:spacing w:before="480" w:after="0"/>
+      <w:spacing w:before="120" w:after="60"/>
       <w:outlineLvl w:val="0"/>
     </w:pPr>
     <w:rPr>
-      <w:rFonts w:asciiTheme="majorHAnsi" w:eastAsiaTheme="majorEastAsia" w:hAnsiTheme="majorHAnsi" w:cstheme="majorBidi"/>
+      <w:rFonts w:asciiTheme="majorHAnsi" w:eastAsiaTheme="majorEastAsia" w:hAnsiTheme="majorHAnsi" w:cstheme="majorBidi" w:ascii="Arial" w:hAnsi="Arial"/>
       <w:b/>
       <w:bCs/>
       <w:color w:val="365F91" w:themeColor="accent1" w:themeShade="BF"/>
-      <w:sz w:val="28"/>
+      <w:sz w:val="23"/>
       <w:szCs w:val="28"/>
     </w:rPr>
   </w:style>
@@ -1499,15 +2253,15 @@
     <w:pPr>
       <w:keepNext/>
       <w:keepLines/>
-      <w:spacing w:before="200" w:after="0"/>
+      <w:spacing w:before="120" w:after="60"/>
       <w:outlineLvl w:val="1"/>
     </w:pPr>
     <w:rPr>
-      <w:rFonts w:asciiTheme="majorHAnsi" w:eastAsiaTheme="majorEastAsia" w:hAnsiTheme="majorHAnsi" w:cstheme="majorBidi"/>
+      <w:rFonts w:asciiTheme="majorHAnsi" w:eastAsiaTheme="majorEastAsia" w:hAnsiTheme="majorHAnsi" w:cstheme="majorBidi" w:ascii="Arial" w:hAnsi="Arial"/>
       <w:b/>
       <w:bCs/>
       <w:color w:val="4F81BD" w:themeColor="accent1"/>
-      <w:sz w:val="26"/>
+      <w:sz w:val="22"/>
       <w:szCs w:val="26"/>
     </w:rPr>
   </w:style>
@@ -1764,15 +2518,15 @@
       <w:pBdr>
         <w:bottom w:val="single" w:sz="8" w:space="4" w:color="4F81BD" w:themeColor="accent1"/>
       </w:pBdr>
-      <w:spacing w:after="300" w:line="240" w:lineRule="auto"/>
+      <w:spacing w:after="60" w:line="240" w:lineRule="auto" w:before="120"/>
       <w:contextualSpacing/>
     </w:pPr>
     <w:rPr>
-      <w:rFonts w:asciiTheme="majorHAnsi" w:eastAsiaTheme="majorEastAsia" w:hAnsiTheme="majorHAnsi" w:cstheme="majorBidi"/>
+      <w:rFonts w:asciiTheme="majorHAnsi" w:eastAsiaTheme="majorEastAsia" w:hAnsiTheme="majorHAnsi" w:cstheme="majorBidi" w:ascii="Arial" w:hAnsi="Arial"/>
       <w:color w:val="17365D" w:themeColor="text2" w:themeShade="BF"/>
       <w:spacing w:val="5"/>
       <w:kern w:val="28"/>
-      <w:sz w:val="52"/>
+      <w:sz w:val="30"/>
       <w:szCs w:val="52"/>
     </w:rPr>
   </w:style>

--- a/frontend/templates/Revision-Unit-7-Group-216-ZipGrade.docx
+++ b/frontend/templates/Revision-Unit-7-Group-216-ZipGrade.docx
@@ -162,6 +162,9 @@
         <w:t>A. inclination</w:t>
       </w:r>
       <w:r>
+        <w:rPr>
+          <w:rFonts w:ascii="Arial" w:hAnsi="Arial"/>
+        </w:rPr>
         <w:tab/>
         <w:t>B. aspiration</w:t>
       </w:r>
@@ -183,6 +186,9 @@
         <w:t>C. scarcity</w:t>
       </w:r>
       <w:r>
+        <w:rPr>
+          <w:rFonts w:ascii="Arial" w:hAnsi="Arial"/>
+        </w:rPr>
         <w:tab/>
         <w:t>D. calling</w:t>
       </w:r>
@@ -235,6 +241,9 @@
         <w:t>A. aspiration</w:t>
       </w:r>
       <w:r>
+        <w:rPr>
+          <w:rFonts w:ascii="Arial" w:hAnsi="Arial"/>
+        </w:rPr>
         <w:tab/>
         <w:t>B. conundrum</w:t>
       </w:r>
@@ -256,6 +265,9 @@
         <w:t>C. fulfilment</w:t>
       </w:r>
       <w:r>
+        <w:rPr>
+          <w:rFonts w:ascii="Arial" w:hAnsi="Arial"/>
+        </w:rPr>
         <w:tab/>
         <w:t>D. calling</w:t>
       </w:r>
@@ -308,6 +320,9 @@
         <w:t>A. aspiration</w:t>
       </w:r>
       <w:r>
+        <w:rPr>
+          <w:rFonts w:ascii="Arial" w:hAnsi="Arial"/>
+        </w:rPr>
         <w:tab/>
         <w:t>B. inclination</w:t>
       </w:r>
@@ -329,6 +344,9 @@
         <w:t>C. scarcity</w:t>
       </w:r>
       <w:r>
+        <w:rPr>
+          <w:rFonts w:ascii="Arial" w:hAnsi="Arial"/>
+        </w:rPr>
         <w:tab/>
         <w:t>D. calling</w:t>
       </w:r>
@@ -379,6 +397,9 @@
         <w:t>A. scarcity</w:t>
       </w:r>
       <w:r>
+        <w:rPr>
+          <w:rFonts w:ascii="Arial" w:hAnsi="Arial"/>
+        </w:rPr>
         <w:tab/>
         <w:t>B. inclination</w:t>
       </w:r>
@@ -400,6 +421,9 @@
         <w:t>C. aspiration</w:t>
       </w:r>
       <w:r>
+        <w:rPr>
+          <w:rFonts w:ascii="Arial" w:hAnsi="Arial"/>
+        </w:rPr>
         <w:tab/>
         <w:t>D. calling</w:t>
       </w:r>
@@ -600,7 +624,7 @@
           <w:rFonts w:ascii="Arial" w:hAnsi="Arial"/>
           <w:b/>
         </w:rPr>
-        <w:t>7. Which expression is natural in English?</w:t>
+        <w:t>7. A trainee began checking facts carefully and treating customers more patiently after working with an experienced colleague who modelled these habits. Which expression describes the colleague’s role?</w:t>
       </w:r>
     </w:p>
     <w:p>
@@ -617,11 +641,9 @@
         <w:rPr>
           <w:rFonts w:ascii="Arial" w:hAnsi="Arial"/>
         </w:rPr>
-        <w:t>A. a good influence at</w:t>
-      </w:r>
-      <w:r>
+        <w:t>A. a ripple effect of</w:t>
         <w:tab/>
-        <w:t>B. a good influence to</w:t>
+        <w:t>B. a calling to</w:t>
       </w:r>
     </w:p>
     <w:p>
@@ -638,11 +660,9 @@
         <w:rPr>
           <w:rFonts w:ascii="Arial" w:hAnsi="Arial"/>
         </w:rPr>
-        <w:t>C. a good influence of</w:t>
-      </w:r>
-      <w:r>
+        <w:t>C. a yardstick for</w:t>
         <w:tab/>
-        <w:t>D. a good influence for</w:t>
+        <w:t>D. a scarcity of</w:t>
       </w:r>
     </w:p>
     <w:p>
@@ -671,7 +691,7 @@
           <w:rFonts w:ascii="Arial" w:hAnsi="Arial"/>
           <w:b/>
         </w:rPr>
-        <w:t>8. Which expression is natural in English?</w:t>
+        <w:t>8. A small change to the bus timetable meant that dozens of workers could finally reach their shifts on time. Which expression describes the practical impact of the change?</w:t>
       </w:r>
     </w:p>
     <w:p>
@@ -688,9 +708,7 @@
         <w:rPr>
           <w:rFonts w:ascii="Arial" w:hAnsi="Arial"/>
         </w:rPr>
-        <w:t>A. do a difference</w:t>
-      </w:r>
-      <w:r>
+        <w:t>A. find a calling</w:t>
         <w:tab/>
         <w:t>B. make a difference</w:t>
       </w:r>
@@ -709,11 +727,9 @@
         <w:rPr>
           <w:rFonts w:ascii="Arial" w:hAnsi="Arial"/>
         </w:rPr>
-        <w:t>C. take a difference</w:t>
-      </w:r>
-      <w:r>
+        <w:t>C. take pleasure in</w:t>
         <w:tab/>
-        <w:t>D. have a difference</w:t>
+        <w:t>D. act on a whim</w:t>
       </w:r>
     </w:p>
     <w:p>
@@ -727,7 +743,7 @@
         <w:rPr>
           <w:rFonts w:ascii="Arial" w:hAnsi="Arial"/>
         </w:rPr>
-        <w:t>E. give a difference</w:t>
+        <w:t>E. sweeten the deal</w:t>
       </w:r>
     </w:p>
     <w:p>
@@ -777,6 +793,9 @@
         <w:t>A. enrolling on</w:t>
       </w:r>
       <w:r>
+        <w:rPr>
+          <w:rFonts w:ascii="Arial" w:hAnsi="Arial"/>
+        </w:rPr>
         <w:tab/>
         <w:t>B. enrol on</w:t>
       </w:r>
@@ -798,6 +817,9 @@
         <w:t>C. to enrolling on</w:t>
       </w:r>
       <w:r>
+        <w:rPr>
+          <w:rFonts w:ascii="Arial" w:hAnsi="Arial"/>
+        </w:rPr>
         <w:tab/>
         <w:t>D. to enrol on</w:t>
       </w:r>
@@ -848,6 +870,9 @@
         <w:t>A. make</w:t>
       </w:r>
       <w:r>
+        <w:rPr>
+          <w:rFonts w:ascii="Arial" w:hAnsi="Arial"/>
+        </w:rPr>
         <w:tab/>
         <w:t>B. to making</w:t>
       </w:r>
@@ -869,6 +894,9 @@
         <w:t>C. to make</w:t>
       </w:r>
       <w:r>
+        <w:rPr>
+          <w:rFonts w:ascii="Arial" w:hAnsi="Arial"/>
+        </w:rPr>
         <w:tab/>
         <w:t>D. having make</w:t>
       </w:r>
@@ -919,6 +947,9 @@
         <w:t>A. to proposing</w:t>
       </w:r>
       <w:r>
+        <w:rPr>
+          <w:rFonts w:ascii="Arial" w:hAnsi="Arial"/>
+        </w:rPr>
         <w:tab/>
         <w:t>B. to propose</w:t>
       </w:r>
@@ -940,6 +971,9 @@
         <w:t>C. propose</w:t>
       </w:r>
       <w:r>
+        <w:rPr>
+          <w:rFonts w:ascii="Arial" w:hAnsi="Arial"/>
+        </w:rPr>
         <w:tab/>
         <w:t>D. having propose</w:t>
       </w:r>
@@ -1075,6 +1109,9 @@
         <w:t>A. would have</w:t>
       </w:r>
       <w:r>
+        <w:rPr>
+          <w:rFonts w:ascii="Arial" w:hAnsi="Arial"/>
+        </w:rPr>
         <w:tab/>
         <w:t>B. have</w:t>
       </w:r>
@@ -1096,6 +1133,9 @@
         <w:t>C. had</w:t>
       </w:r>
       <w:r>
+        <w:rPr>
+          <w:rFonts w:ascii="Arial" w:hAnsi="Arial"/>
+        </w:rPr>
         <w:tab/>
         <w:t>D. had had</w:t>
       </w:r>
@@ -1146,6 +1186,9 @@
         <w:t>A. will not have bought</w:t>
       </w:r>
       <w:r>
+        <w:rPr>
+          <w:rFonts w:ascii="Arial" w:hAnsi="Arial"/>
+        </w:rPr>
         <w:tab/>
         <w:t>B. would not buy</w:t>
       </w:r>
@@ -1167,6 +1210,9 @@
         <w:t>C. did not buy</w:t>
       </w:r>
       <w:r>
+        <w:rPr>
+          <w:rFonts w:ascii="Arial" w:hAnsi="Arial"/>
+        </w:rPr>
         <w:tab/>
         <w:t>D. would not have bought</w:t>
       </w:r>
@@ -1302,6 +1348,9 @@
         <w:t>A. an / an</w:t>
       </w:r>
       <w:r>
+        <w:rPr>
+          <w:rFonts w:ascii="Arial" w:hAnsi="Arial"/>
+        </w:rPr>
         <w:tab/>
         <w:t>B. a / the</w:t>
       </w:r>
@@ -1323,6 +1372,9 @@
         <w:t>C. an / the</w:t>
       </w:r>
       <w:r>
+        <w:rPr>
+          <w:rFonts w:ascii="Arial" w:hAnsi="Arial"/>
+        </w:rPr>
         <w:tab/>
         <w:t>D. the / an</w:t>
       </w:r>

--- a/frontend/templates/Revision-Unit-7-Group-216-ZipGrade.docx
+++ b/frontend/templates/Revision-Unit-7-Group-216-ZipGrade.docx
@@ -1773,7 +1773,7 @@
         <w:rPr>
           <w:rFonts w:ascii="Arial" w:hAnsi="Arial"/>
         </w:rPr>
-        <w:t>Choose ONE topic. Write about 250 words (recommended range: 225–275). Consider both perspectives, support your ideas with examples and give a reasoned conclusion. Use your own words. Do not use AI or copy task sentences or the reading preview. General or invented examples are welcome; personal disclosure is not required.</w:t>
+        <w:t>Choose ONE topic. Write about 250 words (recommended range: 225–275). Consider both perspectives, support your ideas with examples and give a reasoned conclusion. Use your own words. Do not use AI or copy task sentences or the reading preview. General or invented examples are welcome; personal disclosure is not required. Use vocabulary and grammar constructions studied in your group, naturally and appropriately.</w:t>
       </w:r>
     </w:p>
     <w:p>
